--- a/training/03 - SAP Integration with Power Platform.docx
+++ b/training/03 - SAP Integration with Power Platform.docx
@@ -1,6 +1,6 @@
 
 <file path=word/document.xml><?xml version="1.0" encoding="utf-8"?>
-<w:document xmlns:wpc="http://schemas.microsoft.com/office/word/2010/wordprocessingCanvas" xmlns:cx="http://schemas.microsoft.com/office/drawing/2014/chartex" xmlns:cx1="http://schemas.microsoft.com/office/drawing/2015/9/8/chartex" xmlns:cx2="http://schemas.microsoft.com/office/drawing/2015/10/21/chartex" xmlns:cx3="http://schemas.microsoft.com/office/drawing/2016/5/9/chartex" xmlns:cx4="http://schemas.microsoft.com/office/drawing/2016/5/10/chartex" xmlns:cx5="http://schemas.microsoft.com/office/drawing/2016/5/11/chartex" xmlns:cx6="http://schemas.microsoft.com/office/drawing/2016/5/12/chartex" xmlns:cx7="http://schemas.microsoft.com/office/drawing/2016/5/13/chartex" xmlns:cx8="http://schemas.microsoft.com/office/drawing/2016/5/14/chartex" xmlns:mc="http://schemas.openxmlformats.org/markup-compatibility/2006" xmlns:aink="http://schemas.microsoft.com/office/drawing/2016/ink" xmlns:am3d="http://schemas.microsoft.com/office/drawing/2017/model3d" xmlns:o="urn:schemas-microsoft-com:office:office" xmlns:oel="http://schemas.microsoft.com/office/2019/extlst" xmlns:r="http://schemas.openxmlformats.org/officeDocument/2006/relationships" xmlns:m="http://schemas.openxmlformats.org/officeDocument/2006/math" xmlns:v="urn:schemas-microsoft-com:vml" xmlns:wp14="http://schemas.microsoft.com/office/word/2010/wordprocessingDrawing" xmlns:wp="http://schemas.openxmlformats.org/drawingml/2006/wordprocessingDrawing" xmlns:w10="urn:schemas-microsoft-com:office:word" xmlns:w="http://schemas.openxmlformats.org/wordprocessingml/2006/main" xmlns:w14="http://schemas.microsoft.com/office/word/2010/wordml" xmlns:w15="http://schemas.microsoft.com/office/word/2012/wordml" xmlns:w16cex="http://schemas.microsoft.com/office/word/2018/wordml/cex" xmlns:w16cid="http://schemas.microsoft.com/office/word/2016/wordml/cid" xmlns:w16="http://schemas.microsoft.com/office/word/2018/wordml" xmlns:w16du="http://schemas.microsoft.com/office/word/2023/wordml/word16du" xmlns:w16sdtdh="http://schemas.microsoft.com/office/word/2020/wordml/sdtdatahash" xmlns:w16sdtfl="http://schemas.microsoft.com/office/word/2024/wordml/sdtformatlock" xmlns:w16se="http://schemas.microsoft.com/office/word/2015/wordml/symex" xmlns:wpg="http://schemas.microsoft.com/office/word/2010/wordprocessingGroup" xmlns:wpi="http://schemas.microsoft.com/office/word/2010/wordprocessingInk" xmlns:wne="http://schemas.microsoft.com/office/word/2006/wordml" xmlns:wps="http://schemas.microsoft.com/office/word/2010/wordprocessingShape" mc:Ignorable="w14 w15 w16se w16cid w16 w16cex w16sdtdh w16sdtfl w16du wp14">
+<w:document xmlns:wpc="http://schemas.microsoft.com/office/word/2010/wordprocessingCanvas" xmlns:cx="http://schemas.microsoft.com/office/drawing/2014/chartex" xmlns:cx1="http://schemas.microsoft.com/office/drawing/2015/9/8/chartex" xmlns:cx2="http://schemas.microsoft.com/office/drawing/2015/10/21/chartex" xmlns:cx3="http://schemas.microsoft.com/office/drawing/2016/5/9/chartex" xmlns:cx4="http://schemas.microsoft.com/office/drawing/2016/5/10/chartex" xmlns:cx5="http://schemas.microsoft.com/office/drawing/2016/5/11/chartex" xmlns:cx6="http://schemas.microsoft.com/office/drawing/2016/5/12/chartex" xmlns:cx7="http://schemas.microsoft.com/office/drawing/2016/5/13/chartex" xmlns:cx8="http://schemas.microsoft.com/office/drawing/2016/5/14/chartex" xmlns:mc="http://schemas.openxmlformats.org/markup-compatibility/2006" xmlns:m="http://schemas.openxmlformats.org/officeDocument/2006/math" xmlns:aink="http://schemas.microsoft.com/office/drawing/2016/ink" xmlns:am3d="http://schemas.microsoft.com/office/drawing/2017/model3d" xmlns:oel="http://schemas.microsoft.com/office/2019/extlst" xmlns:r="http://schemas.openxmlformats.org/officeDocument/2006/relationships" xmlns:wp14="http://schemas.microsoft.com/office/word/2010/wordprocessingDrawing" xmlns:wp="http://schemas.openxmlformats.org/drawingml/2006/wordprocessingDrawing" xmlns:wpg="http://schemas.microsoft.com/office/word/2010/wordprocessingGroup" xmlns:wpi="http://schemas.microsoft.com/office/word/2010/wordprocessingInk" xmlns:wps="http://schemas.microsoft.com/office/word/2010/wordprocessingShape" xmlns:o="urn:schemas-microsoft-com:office:office" xmlns:v="urn:schemas-microsoft-com:vml" xmlns:w10="urn:schemas-microsoft-com:office:word" xmlns:w="http://schemas.openxmlformats.org/wordprocessingml/2006/main" xmlns:w14="http://schemas.microsoft.com/office/word/2010/wordml" xmlns:w15="http://schemas.microsoft.com/office/word/2012/wordml" xmlns:w16cei="http://schemas.microsoft.com/office/word/2026/wordml/cei" xmlns:w16cex="http://schemas.microsoft.com/office/word/2018/wordml/cex" xmlns:w16cid="http://schemas.microsoft.com/office/word/2016/wordml/cid" xmlns:w16="http://schemas.microsoft.com/office/word/2018/wordml" xmlns:w16sdtdh="http://schemas.microsoft.com/office/word/2020/wordml/sdtdatahash" xmlns:w16sdtfl="http://schemas.microsoft.com/office/word/2024/wordml/sdtformatlock" xmlns:w16se="http://schemas.microsoft.com/office/word/2015/wordml/symex" xmlns:w16du="http://schemas.microsoft.com/office/word/2023/wordml/word16du" xmlns:wne="http://schemas.microsoft.com/office/word/2006/wordml" mc:Ignorable="w14 w15 w16se w16cid w16 w16cex w16sdtdh w16sdtfl w16du wp14">
   <w:body>
     <w:p/>
     <w:p/>
@@ -1056,6 +1056,35 @@
         </w:rPr>
         <w:t>P Procurement solution zip file</w:t>
       </w:r>
+      <w:r>
+        <w:rPr>
+          <w:rFonts w:ascii="Segoe UI Light" w:hAnsi="Segoe UI Light" w:cs="Segoe UI Light"/>
+          <w:b/>
+          <w:bCs/>
+          <w:shd w:val="clear" w:color="auto" w:fill="FFFFFF"/>
+        </w:rPr>
+        <w:t xml:space="preserve"> (</w:t>
+      </w:r>
+      <w:proofErr w:type="spellStart"/>
+      <w:r>
+        <w:rPr>
+          <w:rFonts w:ascii="Segoe UI Light" w:hAnsi="Segoe UI Light" w:cs="Segoe UI Light"/>
+          <w:b/>
+          <w:bCs/>
+          <w:shd w:val="clear" w:color="auto" w:fill="FFFFFF"/>
+        </w:rPr>
+        <w:t>mpa_SAPProcurement</w:t>
+      </w:r>
+      <w:proofErr w:type="spellEnd"/>
+      <w:r>
+        <w:rPr>
+          <w:rFonts w:ascii="Segoe UI Light" w:hAnsi="Segoe UI Light" w:cs="Segoe UI Light"/>
+          <w:b/>
+          <w:bCs/>
+          <w:shd w:val="clear" w:color="auto" w:fill="FFFFFF"/>
+        </w:rPr>
+        <w:t>***.zip)</w:t>
+      </w:r>
     </w:p>
     <w:p>
       <w:pPr>
@@ -1080,30 +1109,41 @@
         </w:rPr>
         <w:t>SAP Base solution zip file</w:t>
       </w:r>
-    </w:p>
-    <w:p>
-      <w:pPr>
-        <w:pStyle w:val="ListParagraph"/>
-        <w:numPr>
-          <w:ilvl w:val="0"/>
-          <w:numId w:val="7"/>
-        </w:numPr>
-        <w:spacing w:line="259" w:lineRule="auto"/>
+      <w:r>
+        <w:rPr>
+          <w:rFonts w:ascii="Segoe UI Light" w:hAnsi="Segoe UI Light" w:cs="Segoe UI Light"/>
+          <w:b/>
+          <w:bCs/>
+        </w:rPr>
+        <w:t xml:space="preserve"> </w:t>
+      </w:r>
+      <w:r>
         <w:rPr>
           <w:rFonts w:ascii="Segoe UI Light" w:hAnsi="Segoe UI Light" w:cs="Segoe UI Light"/>
           <w:b/>
           <w:bCs/>
           <w:shd w:val="clear" w:color="auto" w:fill="FFFFFF"/>
         </w:rPr>
-      </w:pPr>
+        <w:t>(</w:t>
+      </w:r>
       <w:proofErr w:type="spellStart"/>
       <w:r>
         <w:rPr>
           <w:rFonts w:ascii="Segoe UI Light" w:hAnsi="Segoe UI Light" w:cs="Segoe UI Light"/>
           <w:b/>
           <w:bCs/>
-        </w:rPr>
-        <w:t>AskSAP</w:t>
+          <w:shd w:val="clear" w:color="auto" w:fill="FFFFFF"/>
+        </w:rPr>
+        <w:t>mpa_SAP</w:t>
+      </w:r>
+      <w:r>
+        <w:rPr>
+          <w:rFonts w:ascii="Segoe UI Light" w:hAnsi="Segoe UI Light" w:cs="Segoe UI Light"/>
+          <w:b/>
+          <w:bCs/>
+          <w:shd w:val="clear" w:color="auto" w:fill="FFFFFF"/>
+        </w:rPr>
+        <w:t>Base</w:t>
       </w:r>
       <w:proofErr w:type="spellEnd"/>
       <w:r>
@@ -1111,8 +1151,9 @@
           <w:rFonts w:ascii="Segoe UI Light" w:hAnsi="Segoe UI Light" w:cs="Segoe UI Light"/>
           <w:b/>
           <w:bCs/>
-        </w:rPr>
-        <w:t xml:space="preserve"> solution zip file</w:t>
+          <w:shd w:val="clear" w:color="auto" w:fill="FFFFFF"/>
+        </w:rPr>
+        <w:t>***.zip)</w:t>
       </w:r>
     </w:p>
     <w:p>
@@ -1573,14 +1614,6 @@
         </w:rPr>
         <w:t xml:space="preserve"> and select the correct environment for this lab based on the information supplied by the instructor.  </w:t>
       </w:r>
-    </w:p>
-    <w:p>
-      <w:pPr>
-        <w:ind w:left="720"/>
-        <w:rPr>
-          <w:rFonts w:ascii="Segoe UI Light" w:hAnsi="Segoe UI Light" w:cs="Segoe UI Light"/>
-        </w:rPr>
-      </w:pPr>
     </w:p>
     <w:p>
       <w:pPr>
@@ -1824,35 +1857,504 @@
         <w:rPr>
           <w:rFonts w:ascii="Segoe UI Light" w:hAnsi="Segoe UI Light" w:cs="Segoe UI Light"/>
         </w:rPr>
+        <w:t xml:space="preserve">On the left vertical menu, select </w:t>
+      </w:r>
+      <w:r>
+        <w:rPr>
+          <w:rFonts w:ascii="Segoe UI Light" w:hAnsi="Segoe UI Light" w:cs="Segoe UI Light"/>
+          <w:b/>
+          <w:bCs/>
+        </w:rPr>
+        <w:t>Connections</w:t>
+      </w:r>
+      <w:r>
+        <w:rPr>
+          <w:rFonts w:ascii="Segoe UI Light" w:hAnsi="Segoe UI Light" w:cs="Segoe UI Light"/>
+        </w:rPr>
+        <w:t>:</w:t>
+      </w:r>
+    </w:p>
+    <w:p>
+      <w:pPr>
+        <w:pStyle w:val="ListParagraph"/>
+        <w:spacing w:line="259" w:lineRule="auto"/>
+        <w:rPr>
+          <w:rFonts w:ascii="Segoe UI Light" w:hAnsi="Segoe UI Light" w:cs="Segoe UI Light"/>
+        </w:rPr>
+      </w:pPr>
+      <w:r>
+        <w:rPr>
+          <w:rFonts w:ascii="Segoe UI Light" w:hAnsi="Segoe UI Light" w:cs="Segoe UI Light"/>
+          <w:noProof/>
+        </w:rPr>
+        <w:drawing>
+          <wp:inline distT="0" distB="0" distL="0" distR="0" wp14:anchorId="715F709D" wp14:editId="129E2585">
+            <wp:extent cx="1524923" cy="1948070"/>
+            <wp:effectExtent l="0" t="0" r="0" b="0"/>
+            <wp:docPr id="949388414" name="Picture 75"/>
+            <wp:cNvGraphicFramePr>
+              <a:graphicFrameLocks xmlns:a="http://schemas.openxmlformats.org/drawingml/2006/main" noChangeAspect="1"/>
+            </wp:cNvGraphicFramePr>
+            <a:graphic xmlns:a="http://schemas.openxmlformats.org/drawingml/2006/main">
+              <a:graphicData uri="http://schemas.openxmlformats.org/drawingml/2006/picture">
+                <pic:pic xmlns:pic="http://schemas.openxmlformats.org/drawingml/2006/picture">
+                  <pic:nvPicPr>
+                    <pic:cNvPr id="949388414" name="Picture 949388414"/>
+                    <pic:cNvPicPr/>
+                  </pic:nvPicPr>
+                  <pic:blipFill>
+                    <a:blip r:embed="rId14" cstate="print">
+                      <a:extLst>
+                        <a:ext uri="{28A0092B-C50C-407E-A947-70E740481C1C}">
+                          <a14:useLocalDpi xmlns:a14="http://schemas.microsoft.com/office/drawing/2010/main" val="0"/>
+                        </a:ext>
+                      </a:extLst>
+                    </a:blip>
+                    <a:stretch>
+                      <a:fillRect/>
+                    </a:stretch>
+                  </pic:blipFill>
+                  <pic:spPr>
+                    <a:xfrm>
+                      <a:off x="0" y="0"/>
+                      <a:ext cx="1538376" cy="1965257"/>
+                    </a:xfrm>
+                    <a:prstGeom prst="rect">
+                      <a:avLst/>
+                    </a:prstGeom>
+                  </pic:spPr>
+                </pic:pic>
+              </a:graphicData>
+            </a:graphic>
+          </wp:inline>
+        </w:drawing>
+      </w:r>
+    </w:p>
+    <w:p>
+      <w:pPr>
+        <w:pStyle w:val="ListParagraph"/>
+        <w:spacing w:line="259" w:lineRule="auto"/>
+        <w:rPr>
+          <w:rFonts w:ascii="Segoe UI Light" w:hAnsi="Segoe UI Light" w:cs="Segoe UI Light"/>
+        </w:rPr>
+      </w:pPr>
+    </w:p>
+    <w:p>
+      <w:pPr>
+        <w:pStyle w:val="ListParagraph"/>
+        <w:numPr>
+          <w:ilvl w:val="0"/>
+          <w:numId w:val="5"/>
+        </w:numPr>
+        <w:spacing w:line="259" w:lineRule="auto"/>
+        <w:rPr>
+          <w:rFonts w:ascii="Segoe UI Light" w:hAnsi="Segoe UI Light" w:cs="Segoe UI Light"/>
+        </w:rPr>
+      </w:pPr>
+      <w:r>
+        <w:rPr>
+          <w:rFonts w:ascii="Segoe UI Light" w:hAnsi="Segoe UI Light" w:cs="Segoe UI Light"/>
+        </w:rPr>
+        <w:t xml:space="preserve">On the next screen, click </w:t>
+      </w:r>
+      <w:proofErr w:type="gramStart"/>
+      <w:r>
+        <w:rPr>
+          <w:rFonts w:ascii="Segoe UI Light" w:hAnsi="Segoe UI Light" w:cs="Segoe UI Light"/>
+          <w:b/>
+          <w:bCs/>
+        </w:rPr>
+        <w:t>New</w:t>
+      </w:r>
+      <w:proofErr w:type="gramEnd"/>
+      <w:r>
+        <w:rPr>
+          <w:rFonts w:ascii="Segoe UI Light" w:hAnsi="Segoe UI Light" w:cs="Segoe UI Light"/>
+          <w:b/>
+          <w:bCs/>
+        </w:rPr>
+        <w:t xml:space="preserve"> connection</w:t>
+      </w:r>
+      <w:r>
+        <w:rPr>
+          <w:rFonts w:ascii="Segoe UI Light" w:hAnsi="Segoe UI Light" w:cs="Segoe UI Light"/>
+        </w:rPr>
+        <w:t>:</w:t>
+      </w:r>
+    </w:p>
+    <w:p>
+      <w:pPr>
+        <w:pStyle w:val="ListParagraph"/>
+        <w:spacing w:line="259" w:lineRule="auto"/>
+        <w:rPr>
+          <w:rFonts w:ascii="Segoe UI Light" w:hAnsi="Segoe UI Light" w:cs="Segoe UI Light"/>
+        </w:rPr>
+      </w:pPr>
+      <w:r>
+        <w:rPr>
+          <w:rFonts w:ascii="Segoe UI Light" w:hAnsi="Segoe UI Light" w:cs="Segoe UI Light"/>
+          <w:noProof/>
+        </w:rPr>
+        <w:lastRenderedPageBreak/>
+        <w:drawing>
+          <wp:inline distT="0" distB="0" distL="0" distR="0" wp14:anchorId="73933B60" wp14:editId="64873D29">
+            <wp:extent cx="3054004" cy="1709530"/>
+            <wp:effectExtent l="0" t="0" r="0" b="5080"/>
+            <wp:docPr id="615263402" name="Picture 78"/>
+            <wp:cNvGraphicFramePr>
+              <a:graphicFrameLocks xmlns:a="http://schemas.openxmlformats.org/drawingml/2006/main" noChangeAspect="1"/>
+            </wp:cNvGraphicFramePr>
+            <a:graphic xmlns:a="http://schemas.openxmlformats.org/drawingml/2006/main">
+              <a:graphicData uri="http://schemas.openxmlformats.org/drawingml/2006/picture">
+                <pic:pic xmlns:pic="http://schemas.openxmlformats.org/drawingml/2006/picture">
+                  <pic:nvPicPr>
+                    <pic:cNvPr id="615263402" name="Picture 615263402"/>
+                    <pic:cNvPicPr/>
+                  </pic:nvPicPr>
+                  <pic:blipFill>
+                    <a:blip r:embed="rId15">
+                      <a:extLst>
+                        <a:ext uri="{28A0092B-C50C-407E-A947-70E740481C1C}">
+                          <a14:useLocalDpi xmlns:a14="http://schemas.microsoft.com/office/drawing/2010/main" val="0"/>
+                        </a:ext>
+                      </a:extLst>
+                    </a:blip>
+                    <a:stretch>
+                      <a:fillRect/>
+                    </a:stretch>
+                  </pic:blipFill>
+                  <pic:spPr>
+                    <a:xfrm>
+                      <a:off x="0" y="0"/>
+                      <a:ext cx="3068233" cy="1717495"/>
+                    </a:xfrm>
+                    <a:prstGeom prst="rect">
+                      <a:avLst/>
+                    </a:prstGeom>
+                  </pic:spPr>
+                </pic:pic>
+              </a:graphicData>
+            </a:graphic>
+          </wp:inline>
+        </w:drawing>
+      </w:r>
+    </w:p>
+    <w:p>
+      <w:pPr>
+        <w:pStyle w:val="ListParagraph"/>
+        <w:spacing w:line="259" w:lineRule="auto"/>
+        <w:rPr>
+          <w:rFonts w:ascii="Segoe UI Light" w:hAnsi="Segoe UI Light" w:cs="Segoe UI Light"/>
+        </w:rPr>
+      </w:pPr>
+    </w:p>
+    <w:p>
+      <w:pPr>
+        <w:pStyle w:val="ListParagraph"/>
+        <w:numPr>
+          <w:ilvl w:val="0"/>
+          <w:numId w:val="5"/>
+        </w:numPr>
+        <w:spacing w:line="259" w:lineRule="auto"/>
+        <w:rPr>
+          <w:rFonts w:ascii="Segoe UI Light" w:hAnsi="Segoe UI Light" w:cs="Segoe UI Light"/>
+        </w:rPr>
+      </w:pPr>
+      <w:r>
+        <w:rPr>
+          <w:rFonts w:ascii="Segoe UI Light" w:hAnsi="Segoe UI Light" w:cs="Segoe UI Light"/>
+        </w:rPr>
+        <w:t xml:space="preserve">On the next screen, scroll until you see </w:t>
+      </w:r>
+      <w:r>
+        <w:rPr>
+          <w:rFonts w:ascii="Segoe UI Light" w:hAnsi="Segoe UI Light" w:cs="Segoe UI Light"/>
+          <w:b/>
+          <w:bCs/>
+        </w:rPr>
+        <w:t>SAP ERP</w:t>
+      </w:r>
+      <w:r>
+        <w:rPr>
+          <w:rFonts w:ascii="Segoe UI Light" w:hAnsi="Segoe UI Light" w:cs="Segoe UI Light"/>
+        </w:rPr>
+        <w:t xml:space="preserve"> and click the </w:t>
+      </w:r>
+      <w:r>
+        <w:rPr>
+          <w:rFonts w:ascii="Segoe UI Light" w:hAnsi="Segoe UI Light" w:cs="Segoe UI Light"/>
+          <w:b/>
+          <w:bCs/>
+        </w:rPr>
+        <w:t>plus</w:t>
+      </w:r>
+      <w:r>
+        <w:rPr>
+          <w:rFonts w:ascii="Segoe UI Light" w:hAnsi="Segoe UI Light" w:cs="Segoe UI Light"/>
+        </w:rPr>
+        <w:t xml:space="preserve"> icon:</w:t>
+      </w:r>
+    </w:p>
+    <w:p>
+      <w:pPr>
+        <w:pStyle w:val="ListParagraph"/>
+        <w:spacing w:line="259" w:lineRule="auto"/>
+        <w:rPr>
+          <w:rFonts w:ascii="Segoe UI Light" w:hAnsi="Segoe UI Light" w:cs="Segoe UI Light"/>
+        </w:rPr>
+      </w:pPr>
+      <w:r>
+        <w:rPr>
+          <w:rFonts w:ascii="Segoe UI Light" w:hAnsi="Segoe UI Light" w:cs="Segoe UI Light"/>
+          <w:noProof/>
+        </w:rPr>
+        <w:drawing>
+          <wp:inline distT="0" distB="0" distL="0" distR="0" wp14:anchorId="7497186B" wp14:editId="2292B98E">
+            <wp:extent cx="4086970" cy="2436463"/>
+            <wp:effectExtent l="0" t="0" r="2540" b="2540"/>
+            <wp:docPr id="557390625" name="Picture 77"/>
+            <wp:cNvGraphicFramePr>
+              <a:graphicFrameLocks xmlns:a="http://schemas.openxmlformats.org/drawingml/2006/main" noChangeAspect="1"/>
+            </wp:cNvGraphicFramePr>
+            <a:graphic xmlns:a="http://schemas.openxmlformats.org/drawingml/2006/main">
+              <a:graphicData uri="http://schemas.openxmlformats.org/drawingml/2006/picture">
+                <pic:pic xmlns:pic="http://schemas.openxmlformats.org/drawingml/2006/picture">
+                  <pic:nvPicPr>
+                    <pic:cNvPr id="557390625" name="Picture 557390625"/>
+                    <pic:cNvPicPr/>
+                  </pic:nvPicPr>
+                  <pic:blipFill>
+                    <a:blip r:embed="rId16" cstate="print">
+                      <a:extLst>
+                        <a:ext uri="{28A0092B-C50C-407E-A947-70E740481C1C}">
+                          <a14:useLocalDpi xmlns:a14="http://schemas.microsoft.com/office/drawing/2010/main" val="0"/>
+                        </a:ext>
+                      </a:extLst>
+                    </a:blip>
+                    <a:stretch>
+                      <a:fillRect/>
+                    </a:stretch>
+                  </pic:blipFill>
+                  <pic:spPr>
+                    <a:xfrm>
+                      <a:off x="0" y="0"/>
+                      <a:ext cx="4103502" cy="2446318"/>
+                    </a:xfrm>
+                    <a:prstGeom prst="rect">
+                      <a:avLst/>
+                    </a:prstGeom>
+                  </pic:spPr>
+                </pic:pic>
+              </a:graphicData>
+            </a:graphic>
+          </wp:inline>
+        </w:drawing>
+      </w:r>
+    </w:p>
+    <w:p>
+      <w:pPr>
+        <w:pStyle w:val="ListParagraph"/>
+        <w:spacing w:line="259" w:lineRule="auto"/>
+        <w:rPr>
+          <w:rFonts w:ascii="Segoe UI Light" w:hAnsi="Segoe UI Light" w:cs="Segoe UI Light"/>
+        </w:rPr>
+      </w:pPr>
+    </w:p>
+    <w:p>
+      <w:pPr>
+        <w:pStyle w:val="ListParagraph"/>
+        <w:numPr>
+          <w:ilvl w:val="0"/>
+          <w:numId w:val="5"/>
+        </w:numPr>
+        <w:spacing w:line="259" w:lineRule="auto"/>
+        <w:rPr>
+          <w:rFonts w:ascii="Segoe UI Light" w:hAnsi="Segoe UI Light" w:cs="Segoe UI Light"/>
+        </w:rPr>
+      </w:pPr>
+      <w:r>
+        <w:rPr>
+          <w:rFonts w:ascii="Segoe UI Light" w:hAnsi="Segoe UI Light" w:cs="Segoe UI Light"/>
+        </w:rPr>
+        <w:t>Select your only gateway in the drop-down, enter your SAP username and password, then click create:</w:t>
+      </w:r>
+    </w:p>
+    <w:p>
+      <w:pPr>
+        <w:pStyle w:val="ListParagraph"/>
+        <w:spacing w:line="259" w:lineRule="auto"/>
+        <w:rPr>
+          <w:rFonts w:ascii="Segoe UI Light" w:hAnsi="Segoe UI Light" w:cs="Segoe UI Light"/>
+        </w:rPr>
+      </w:pPr>
+      <w:r>
+        <w:rPr>
+          <w:rFonts w:ascii="Segoe UI Light" w:hAnsi="Segoe UI Light" w:cs="Segoe UI Light"/>
+          <w:noProof/>
+        </w:rPr>
+        <w:lastRenderedPageBreak/>
+        <w:drawing>
+          <wp:inline distT="0" distB="0" distL="0" distR="0" wp14:anchorId="7C51CADE" wp14:editId="118125C5">
+            <wp:extent cx="4150581" cy="3269026"/>
+            <wp:effectExtent l="0" t="0" r="2540" b="0"/>
+            <wp:docPr id="1734050859" name="Picture 76"/>
+            <wp:cNvGraphicFramePr>
+              <a:graphicFrameLocks xmlns:a="http://schemas.openxmlformats.org/drawingml/2006/main" noChangeAspect="1"/>
+            </wp:cNvGraphicFramePr>
+            <a:graphic xmlns:a="http://schemas.openxmlformats.org/drawingml/2006/main">
+              <a:graphicData uri="http://schemas.openxmlformats.org/drawingml/2006/picture">
+                <pic:pic xmlns:pic="http://schemas.openxmlformats.org/drawingml/2006/picture">
+                  <pic:nvPicPr>
+                    <pic:cNvPr id="1734050859" name="Picture 1734050859"/>
+                    <pic:cNvPicPr/>
+                  </pic:nvPicPr>
+                  <pic:blipFill>
+                    <a:blip r:embed="rId17" cstate="print">
+                      <a:extLst>
+                        <a:ext uri="{28A0092B-C50C-407E-A947-70E740481C1C}">
+                          <a14:useLocalDpi xmlns:a14="http://schemas.microsoft.com/office/drawing/2010/main" val="0"/>
+                        </a:ext>
+                      </a:extLst>
+                    </a:blip>
+                    <a:stretch>
+                      <a:fillRect/>
+                    </a:stretch>
+                  </pic:blipFill>
+                  <pic:spPr>
+                    <a:xfrm>
+                      <a:off x="0" y="0"/>
+                      <a:ext cx="4166569" cy="3281618"/>
+                    </a:xfrm>
+                    <a:prstGeom prst="rect">
+                      <a:avLst/>
+                    </a:prstGeom>
+                  </pic:spPr>
+                </pic:pic>
+              </a:graphicData>
+            </a:graphic>
+          </wp:inline>
+        </w:drawing>
+      </w:r>
+    </w:p>
+    <w:p>
+      <w:pPr>
+        <w:pStyle w:val="ListParagraph"/>
+        <w:spacing w:line="259" w:lineRule="auto"/>
+        <w:rPr>
+          <w:rFonts w:ascii="Segoe UI Light" w:hAnsi="Segoe UI Light" w:cs="Segoe UI Light"/>
+        </w:rPr>
+      </w:pPr>
+    </w:p>
+    <w:p>
+      <w:pPr>
+        <w:pStyle w:val="ListParagraph"/>
+        <w:numPr>
+          <w:ilvl w:val="0"/>
+          <w:numId w:val="5"/>
+        </w:numPr>
+        <w:spacing w:line="259" w:lineRule="auto"/>
+        <w:rPr>
+          <w:rFonts w:ascii="Segoe UI Light" w:hAnsi="Segoe UI Light" w:cs="Segoe UI Light"/>
+        </w:rPr>
+      </w:pPr>
+      <w:r>
+        <w:rPr>
+          <w:rFonts w:ascii="Segoe UI Light" w:hAnsi="Segoe UI Light" w:cs="Segoe UI Light"/>
+        </w:rPr>
+        <w:t xml:space="preserve">Now that you have an active SAP connection, we are now ready to import the solutions. </w:t>
+      </w:r>
+      <w:r>
+        <w:rPr>
+          <w:rFonts w:ascii="Segoe UI Light" w:hAnsi="Segoe UI Light" w:cs="Segoe UI Light"/>
+        </w:rPr>
         <w:t xml:space="preserve">We have </w:t>
       </w:r>
-      <w:proofErr w:type="gramStart"/>
-      <w:r>
-        <w:rPr>
-          <w:rFonts w:ascii="Segoe UI Light" w:hAnsi="Segoe UI Light" w:cs="Segoe UI Light"/>
-        </w:rPr>
-        <w:t>( 3</w:t>
-      </w:r>
-      <w:proofErr w:type="gramEnd"/>
-      <w:r>
-        <w:rPr>
-          <w:rFonts w:ascii="Segoe UI Light" w:hAnsi="Segoe UI Light" w:cs="Segoe UI Light"/>
-        </w:rPr>
-        <w:t xml:space="preserve"> ) solutions that we will be importing.  The Base template will be used to configure the menu system and the drop-down values in the Power App.  The Procurement template contains the Power Apps and Power Automate flows for creating vendors, requisitions, purchase orders, goods receipts and invoices.  </w:t>
-      </w:r>
-      <w:proofErr w:type="gramStart"/>
-      <w:r>
-        <w:rPr>
-          <w:rFonts w:ascii="Segoe UI Light" w:hAnsi="Segoe UI Light" w:cs="Segoe UI Light"/>
-        </w:rPr>
-        <w:t>Both of these</w:t>
-      </w:r>
-      <w:proofErr w:type="gramEnd"/>
-      <w:r>
-        <w:rPr>
-          <w:rFonts w:ascii="Segoe UI Light" w:hAnsi="Segoe UI Light" w:cs="Segoe UI Light"/>
-        </w:rPr>
-        <w:t xml:space="preserve"> solutions are managed solutions.  We also have an unmanaged solution with some additional cloud flows for using Teams for approvals and using AI Builder to capture information from an emailed invoice to create a vendor invoice.  </w:t>
+      <w:r>
+        <w:rPr>
+          <w:rFonts w:ascii="Segoe UI Light" w:hAnsi="Segoe UI Light" w:cs="Segoe UI Light"/>
+        </w:rPr>
+        <w:t>a number of</w:t>
+      </w:r>
+      <w:r>
+        <w:rPr>
+          <w:rFonts w:ascii="Segoe UI Light" w:hAnsi="Segoe UI Light" w:cs="Segoe UI Light"/>
+        </w:rPr>
+        <w:t xml:space="preserve"> solutions that we will be importing</w:t>
+      </w:r>
+      <w:r>
+        <w:rPr>
+          <w:rFonts w:ascii="Segoe UI Light" w:hAnsi="Segoe UI Light" w:cs="Segoe UI Light"/>
+        </w:rPr>
+        <w:t>:</w:t>
+      </w:r>
+    </w:p>
+    <w:p>
+      <w:pPr>
+        <w:pStyle w:val="ListParagraph"/>
+        <w:numPr>
+          <w:ilvl w:val="1"/>
+          <w:numId w:val="5"/>
+        </w:numPr>
+        <w:spacing w:line="259" w:lineRule="auto"/>
+        <w:rPr>
+          <w:rFonts w:ascii="Segoe UI Light" w:hAnsi="Segoe UI Light" w:cs="Segoe UI Light"/>
+        </w:rPr>
+      </w:pPr>
+      <w:r>
+        <w:rPr>
+          <w:rFonts w:ascii="Segoe UI Light" w:hAnsi="Segoe UI Light" w:cs="Segoe UI Light"/>
+        </w:rPr>
+        <w:t xml:space="preserve">The Base template will be used to configure the menu system and the drop-down values in the Power App.  </w:t>
+      </w:r>
+    </w:p>
+    <w:p>
+      <w:pPr>
+        <w:pStyle w:val="ListParagraph"/>
+        <w:numPr>
+          <w:ilvl w:val="1"/>
+          <w:numId w:val="5"/>
+        </w:numPr>
+        <w:spacing w:line="259" w:lineRule="auto"/>
+        <w:rPr>
+          <w:rFonts w:ascii="Segoe UI Light" w:hAnsi="Segoe UI Light" w:cs="Segoe UI Light"/>
+        </w:rPr>
+      </w:pPr>
+      <w:r>
+        <w:rPr>
+          <w:rFonts w:ascii="Segoe UI Light" w:hAnsi="Segoe UI Light" w:cs="Segoe UI Light"/>
+        </w:rPr>
+        <w:t>The Procurement template contains the Power Apps and Power Automate flows for creating vendors, requisitions, purchase orders, goods receipts and invoices.</w:t>
+      </w:r>
+    </w:p>
+    <w:p>
+      <w:pPr>
+        <w:pStyle w:val="ListParagraph"/>
+        <w:numPr>
+          <w:ilvl w:val="1"/>
+          <w:numId w:val="5"/>
+        </w:numPr>
+        <w:spacing w:line="259" w:lineRule="auto"/>
+        <w:rPr>
+          <w:rFonts w:ascii="Segoe UI Light" w:hAnsi="Segoe UI Light" w:cs="Segoe UI Light"/>
+        </w:rPr>
+      </w:pPr>
+      <w:r>
+        <w:rPr>
+          <w:rFonts w:ascii="Segoe UI Light" w:hAnsi="Segoe UI Light" w:cs="Segoe UI Light"/>
+        </w:rPr>
+        <w:t xml:space="preserve">We also have </w:t>
+      </w:r>
+      <w:r>
+        <w:rPr>
+          <w:rFonts w:ascii="Segoe UI Light" w:hAnsi="Segoe UI Light" w:cs="Segoe UI Light"/>
+        </w:rPr>
+        <w:t xml:space="preserve">a </w:t>
+      </w:r>
+      <w:r>
+        <w:rPr>
+          <w:rFonts w:ascii="Segoe UI Light" w:hAnsi="Segoe UI Light" w:cs="Segoe UI Light"/>
+        </w:rPr>
+        <w:t xml:space="preserve">solution with some additional cloud flows for using Teams for approvals and using AI Builder to capture information from an emailed invoice to create a vendor invoice.  </w:t>
       </w:r>
     </w:p>
     <w:p>
@@ -2102,7 +2604,7 @@
                     <pic:cNvPicPr/>
                   </pic:nvPicPr>
                   <pic:blipFill>
-                    <a:blip r:embed="rId14"/>
+                    <a:blip r:embed="rId18"/>
                     <a:stretch>
                       <a:fillRect/>
                     </a:stretch>
@@ -2234,7 +2736,7 @@
         </w:rPr>
         <w:t xml:space="preserve">in this </w:t>
       </w:r>
-      <w:hyperlink r:id="rId15" w:history="1">
+      <w:hyperlink r:id="rId19" w:history="1">
         <w:r>
           <w:rPr>
             <w:rStyle w:val="Hyperlink"/>
@@ -2381,7 +2883,7 @@
                     <pic:cNvPicPr/>
                   </pic:nvPicPr>
                   <pic:blipFill>
-                    <a:blip r:embed="rId16"/>
+                    <a:blip r:embed="rId20"/>
                     <a:stretch>
                       <a:fillRect/>
                     </a:stretch>
@@ -2538,7 +3040,7 @@
                     <pic:cNvPicPr/>
                   </pic:nvPicPr>
                   <pic:blipFill>
-                    <a:blip r:embed="rId17"/>
+                    <a:blip r:embed="rId21"/>
                     <a:stretch>
                       <a:fillRect/>
                     </a:stretch>
@@ -2578,7 +3080,7 @@
                     <pic:cNvPicPr/>
                   </pic:nvPicPr>
                   <pic:blipFill>
-                    <a:blip r:embed="rId18"/>
+                    <a:blip r:embed="rId22"/>
                     <a:stretch>
                       <a:fillRect/>
                     </a:stretch>
@@ -3096,7 +3598,7 @@
                     <pic:cNvPicPr/>
                   </pic:nvPicPr>
                   <pic:blipFill>
-                    <a:blip r:embed="rId19"/>
+                    <a:blip r:embed="rId23"/>
                     <a:stretch>
                       <a:fillRect/>
                     </a:stretch>
@@ -3157,7 +3659,6 @@
         <w:rPr>
           <w:rFonts w:ascii="Segoe UI Light" w:hAnsi="Segoe UI Light" w:cs="Segoe UI Light"/>
         </w:rPr>
-        <w:lastRenderedPageBreak/>
         <w:t xml:space="preserve">It will take a few minutes to import the </w:t>
       </w:r>
       <w:proofErr w:type="gramStart"/>
@@ -3294,7 +3795,7 @@
                     </pic:cNvPicPr>
                   </pic:nvPicPr>
                   <pic:blipFill>
-                    <a:blip r:embed="rId20">
+                    <a:blip r:embed="rId24">
                       <a:extLst>
                         <a:ext uri="{28A0092B-C50C-407E-A947-70E740481C1C}">
                           <a14:useLocalDpi xmlns:a14="http://schemas.microsoft.com/office/drawing/2010/main" val="0"/>
@@ -3462,7 +3963,7 @@
                     <pic:cNvPicPr/>
                   </pic:nvPicPr>
                   <pic:blipFill>
-                    <a:blip r:embed="rId21"/>
+                    <a:blip r:embed="rId25"/>
                     <a:stretch>
                       <a:fillRect/>
                     </a:stretch>
@@ -3633,7 +4134,7 @@
                     <pic:cNvPicPr/>
                   </pic:nvPicPr>
                   <pic:blipFill>
-                    <a:blip r:embed="rId22"/>
+                    <a:blip r:embed="rId26"/>
                     <a:stretch>
                       <a:fillRect/>
                     </a:stretch>
@@ -3759,7 +4260,7 @@
         </w:rPr>
         <w:t xml:space="preserve">in this </w:t>
       </w:r>
-      <w:hyperlink r:id="rId23" w:history="1">
+      <w:hyperlink r:id="rId27" w:history="1">
         <w:r>
           <w:rPr>
             <w:rStyle w:val="Hyperlink"/>
@@ -3906,7 +4407,7 @@
                     <pic:cNvPicPr/>
                   </pic:nvPicPr>
                   <pic:blipFill>
-                    <a:blip r:embed="rId24"/>
+                    <a:blip r:embed="rId28"/>
                     <a:stretch>
                       <a:fillRect/>
                     </a:stretch>
@@ -3947,7 +4448,7 @@
                     <pic:cNvPicPr/>
                   </pic:nvPicPr>
                   <pic:blipFill>
-                    <a:blip r:embed="rId18"/>
+                    <a:blip r:embed="rId22"/>
                     <a:stretch>
                       <a:fillRect/>
                     </a:stretch>
@@ -4030,7 +4531,7 @@
                     <pic:cNvPicPr/>
                   </pic:nvPicPr>
                   <pic:blipFill>
-                    <a:blip r:embed="rId25"/>
+                    <a:blip r:embed="rId29"/>
                     <a:stretch>
                       <a:fillRect/>
                     </a:stretch>
@@ -4160,7 +4661,7 @@
                     <pic:cNvPicPr/>
                   </pic:nvPicPr>
                   <pic:blipFill>
-                    <a:blip r:embed="rId26"/>
+                    <a:blip r:embed="rId30"/>
                     <a:stretch>
                       <a:fillRect/>
                     </a:stretch>
@@ -4256,7 +4757,7 @@
                     <pic:cNvPicPr/>
                   </pic:nvPicPr>
                   <pic:blipFill>
-                    <a:blip r:embed="rId27">
+                    <a:blip r:embed="rId31">
                       <a:extLst>
                         <a:ext uri="{28A0092B-C50C-407E-A947-70E740481C1C}">
                           <a14:useLocalDpi xmlns:a14="http://schemas.microsoft.com/office/drawing/2010/main" val="0"/>
@@ -4394,7 +4895,7 @@
                     <pic:cNvPicPr/>
                   </pic:nvPicPr>
                   <pic:blipFill>
-                    <a:blip r:embed="rId28"/>
+                    <a:blip r:embed="rId32"/>
                     <a:stretch>
                       <a:fillRect/>
                     </a:stretch>
@@ -4610,7 +5111,7 @@
                     <pic:cNvPicPr/>
                   </pic:nvPicPr>
                   <pic:blipFill>
-                    <a:blip r:embed="rId29"/>
+                    <a:blip r:embed="rId33"/>
                     <a:stretch>
                       <a:fillRect/>
                     </a:stretch>
@@ -4888,7 +5389,7 @@
                     <pic:cNvPicPr/>
                   </pic:nvPicPr>
                   <pic:blipFill>
-                    <a:blip r:embed="rId30"/>
+                    <a:blip r:embed="rId34"/>
                     <a:stretch>
                       <a:fillRect/>
                     </a:stretch>
@@ -5435,7 +5936,7 @@
                     <pic:cNvPicPr/>
                   </pic:nvPicPr>
                   <pic:blipFill>
-                    <a:blip r:embed="rId31"/>
+                    <a:blip r:embed="rId35"/>
                     <a:stretch>
                       <a:fillRect/>
                     </a:stretch>
@@ -5645,7 +6146,7 @@
                     <pic:cNvPicPr/>
                   </pic:nvPicPr>
                   <pic:blipFill>
-                    <a:blip r:embed="rId32"/>
+                    <a:blip r:embed="rId36"/>
                     <a:stretch>
                       <a:fillRect/>
                     </a:stretch>
@@ -5775,7 +6276,7 @@
                     <pic:cNvPicPr/>
                   </pic:nvPicPr>
                   <pic:blipFill>
-                    <a:blip r:embed="rId33"/>
+                    <a:blip r:embed="rId37"/>
                     <a:stretch>
                       <a:fillRect/>
                     </a:stretch>
@@ -5959,7 +6460,7 @@
                     <pic:cNvPicPr/>
                   </pic:nvPicPr>
                   <pic:blipFill>
-                    <a:blip r:embed="rId34"/>
+                    <a:blip r:embed="rId38"/>
                     <a:stretch>
                       <a:fillRect/>
                     </a:stretch>
@@ -6264,7 +6765,7 @@
                     <pic:cNvPicPr/>
                   </pic:nvPicPr>
                   <pic:blipFill>
-                    <a:blip r:embed="rId35"/>
+                    <a:blip r:embed="rId39"/>
                     <a:stretch>
                       <a:fillRect/>
                     </a:stretch>
@@ -6626,7 +7127,7 @@
                     <pic:cNvPicPr/>
                   </pic:nvPicPr>
                   <pic:blipFill>
-                    <a:blip r:embed="rId36"/>
+                    <a:blip r:embed="rId40"/>
                     <a:stretch>
                       <a:fillRect/>
                     </a:stretch>
@@ -6813,7 +7314,7 @@
                     <pic:cNvPicPr/>
                   </pic:nvPicPr>
                   <pic:blipFill>
-                    <a:blip r:embed="rId37"/>
+                    <a:blip r:embed="rId41"/>
                     <a:stretch>
                       <a:fillRect/>
                     </a:stretch>
@@ -7088,7 +7589,7 @@
                     <pic:cNvPicPr/>
                   </pic:nvPicPr>
                   <pic:blipFill>
-                    <a:blip r:embed="rId38"/>
+                    <a:blip r:embed="rId42"/>
                     <a:stretch>
                       <a:fillRect/>
                     </a:stretch>
@@ -7281,7 +7782,7 @@
                     <pic:cNvPicPr/>
                   </pic:nvPicPr>
                   <pic:blipFill>
-                    <a:blip r:embed="rId39"/>
+                    <a:blip r:embed="rId43"/>
                     <a:stretch>
                       <a:fillRect/>
                     </a:stretch>
@@ -7665,7 +8166,7 @@
                     <pic:cNvPicPr/>
                   </pic:nvPicPr>
                   <pic:blipFill>
-                    <a:blip r:embed="rId40"/>
+                    <a:blip r:embed="rId44"/>
                     <a:stretch>
                       <a:fillRect/>
                     </a:stretch>
@@ -7741,7 +8242,7 @@
                     <pic:cNvPicPr/>
                   </pic:nvPicPr>
                   <pic:blipFill>
-                    <a:blip r:embed="rId41"/>
+                    <a:blip r:embed="rId45"/>
                     <a:stretch>
                       <a:fillRect/>
                     </a:stretch>
@@ -7928,7 +8429,7 @@
                     <pic:cNvPicPr/>
                   </pic:nvPicPr>
                   <pic:blipFill>
-                    <a:blip r:embed="rId42"/>
+                    <a:blip r:embed="rId46"/>
                     <a:stretch>
                       <a:fillRect/>
                     </a:stretch>
@@ -8114,7 +8615,7 @@
                     <pic:cNvPicPr/>
                   </pic:nvPicPr>
                   <pic:blipFill>
-                    <a:blip r:embed="rId43"/>
+                    <a:blip r:embed="rId47"/>
                     <a:stretch>
                       <a:fillRect/>
                     </a:stretch>
@@ -8244,7 +8745,7 @@
                     <pic:cNvPicPr/>
                   </pic:nvPicPr>
                   <pic:blipFill>
-                    <a:blip r:embed="rId44"/>
+                    <a:blip r:embed="rId48"/>
                     <a:stretch>
                       <a:fillRect/>
                     </a:stretch>
@@ -8526,7 +9027,7 @@
                     <pic:cNvPicPr/>
                   </pic:nvPicPr>
                   <pic:blipFill>
-                    <a:blip r:embed="rId45"/>
+                    <a:blip r:embed="rId49"/>
                     <a:stretch>
                       <a:fillRect/>
                     </a:stretch>
@@ -8567,7 +9068,7 @@
                     <pic:cNvPicPr/>
                   </pic:nvPicPr>
                   <pic:blipFill>
-                    <a:blip r:embed="rId46"/>
+                    <a:blip r:embed="rId50"/>
                     <a:stretch>
                       <a:fillRect/>
                     </a:stretch>
@@ -8608,7 +9109,7 @@
                     <pic:cNvPicPr/>
                   </pic:nvPicPr>
                   <pic:blipFill>
-                    <a:blip r:embed="rId47"/>
+                    <a:blip r:embed="rId51"/>
                     <a:stretch>
                       <a:fillRect/>
                     </a:stretch>
@@ -8738,7 +9239,7 @@
                     <pic:cNvPicPr/>
                   </pic:nvPicPr>
                   <pic:blipFill>
-                    <a:blip r:embed="rId48"/>
+                    <a:blip r:embed="rId52"/>
                     <a:stretch>
                       <a:fillRect/>
                     </a:stretch>
@@ -9364,7 +9865,7 @@
                     </pic:cNvPicPr>
                   </pic:nvPicPr>
                   <pic:blipFill>
-                    <a:blip r:embed="rId49">
+                    <a:blip r:embed="rId53">
                       <a:extLst>
                         <a:ext uri="{28A0092B-C50C-407E-A947-70E740481C1C}">
                           <a14:useLocalDpi xmlns:a14="http://schemas.microsoft.com/office/drawing/2010/main" val="0"/>
@@ -9782,7 +10283,7 @@
                     </pic:cNvPicPr>
                   </pic:nvPicPr>
                   <pic:blipFill>
-                    <a:blip r:embed="rId50">
+                    <a:blip r:embed="rId54">
                       <a:extLst>
                         <a:ext uri="{28A0092B-C50C-407E-A947-70E740481C1C}">
                           <a14:useLocalDpi xmlns:a14="http://schemas.microsoft.com/office/drawing/2010/main" val="0"/>
@@ -9983,7 +10484,7 @@
                     <pic:cNvPicPr/>
                   </pic:nvPicPr>
                   <pic:blipFill>
-                    <a:blip r:embed="rId51"/>
+                    <a:blip r:embed="rId55"/>
                     <a:stretch>
                       <a:fillRect/>
                     </a:stretch>
@@ -10241,7 +10742,7 @@
                     <pic:cNvPicPr/>
                   </pic:nvPicPr>
                   <pic:blipFill>
-                    <a:blip r:embed="rId52"/>
+                    <a:blip r:embed="rId56"/>
                     <a:stretch>
                       <a:fillRect/>
                     </a:stretch>
@@ -10390,7 +10891,7 @@
                     <pic:cNvPicPr/>
                   </pic:nvPicPr>
                   <pic:blipFill>
-                    <a:blip r:embed="rId53"/>
+                    <a:blip r:embed="rId57"/>
                     <a:stretch>
                       <a:fillRect/>
                     </a:stretch>
@@ -10597,7 +11098,7 @@
                     <pic:cNvPicPr/>
                   </pic:nvPicPr>
                   <pic:blipFill>
-                    <a:blip r:embed="rId54"/>
+                    <a:blip r:embed="rId58"/>
                     <a:stretch>
                       <a:fillRect/>
                     </a:stretch>
@@ -10727,7 +11228,7 @@
                     <pic:cNvPicPr/>
                   </pic:nvPicPr>
                   <pic:blipFill>
-                    <a:blip r:embed="rId55"/>
+                    <a:blip r:embed="rId59"/>
                     <a:stretch>
                       <a:fillRect/>
                     </a:stretch>
@@ -10801,6 +11302,7 @@
           <w:rFonts w:ascii="Segoe UI Light" w:hAnsi="Segoe UI Light" w:cs="Segoe UI Light"/>
           <w:noProof/>
         </w:rPr>
+        <w:lastRenderedPageBreak/>
         <w:drawing>
           <wp:inline distT="0" distB="0" distL="0" distR="0" wp14:anchorId="1F614684" wp14:editId="71DB0826">
             <wp:extent cx="2905125" cy="2504813"/>
@@ -10817,7 +11319,7 @@
                     <pic:cNvPicPr/>
                   </pic:nvPicPr>
                   <pic:blipFill>
-                    <a:blip r:embed="rId56"/>
+                    <a:blip r:embed="rId60"/>
                     <a:stretch>
                       <a:fillRect/>
                     </a:stretch>
@@ -10850,7 +11352,6 @@
           <w:rFonts w:ascii="Segoe UI Light" w:hAnsi="Segoe UI Light" w:cs="Segoe UI Light"/>
           <w:noProof/>
         </w:rPr>
-        <w:lastRenderedPageBreak/>
         <mc:AlternateContent>
           <mc:Choice Requires="wps">
             <w:drawing>
@@ -10950,7 +11451,7 @@
                     <pic:cNvPicPr/>
                   </pic:nvPicPr>
                   <pic:blipFill>
-                    <a:blip r:embed="rId57"/>
+                    <a:blip r:embed="rId61"/>
                     <a:stretch>
                       <a:fillRect/>
                     </a:stretch>
@@ -11050,7 +11551,7 @@
                     </pic:cNvPicPr>
                   </pic:nvPicPr>
                   <pic:blipFill>
-                    <a:blip r:embed="rId58">
+                    <a:blip r:embed="rId62">
                       <a:extLst>
                         <a:ext uri="{28A0092B-C50C-407E-A947-70E740481C1C}">
                           <a14:useLocalDpi xmlns:a14="http://schemas.microsoft.com/office/drawing/2010/main" val="0"/>
@@ -11188,7 +11689,7 @@
                     <pic:cNvPicPr/>
                   </pic:nvPicPr>
                   <pic:blipFill>
-                    <a:blip r:embed="rId59"/>
+                    <a:blip r:embed="rId63"/>
                     <a:stretch>
                       <a:fillRect/>
                     </a:stretch>
@@ -11225,6 +11726,7 @@
         <w:rPr>
           <w:rFonts w:ascii="Segoe UI Light" w:hAnsi="Segoe UI Light" w:cs="Segoe UI Light"/>
         </w:rPr>
+        <w:lastRenderedPageBreak/>
         <w:t xml:space="preserve">It will take a few minutes to import.  Click on </w:t>
       </w:r>
       <w:r>
@@ -11262,7 +11764,6 @@
           <w:rFonts w:ascii="Segoe UI Light" w:hAnsi="Segoe UI Light" w:cs="Segoe UI Light"/>
           <w:noProof/>
         </w:rPr>
-        <w:lastRenderedPageBreak/>
         <mc:AlternateContent>
           <mc:Choice Requires="wps">
             <w:drawing>
@@ -11441,7 +11942,7 @@
                     <pic:cNvPicPr/>
                   </pic:nvPicPr>
                   <pic:blipFill>
-                    <a:blip r:embed="rId60"/>
+                    <a:blip r:embed="rId64"/>
                     <a:stretch>
                       <a:fillRect/>
                     </a:stretch>
@@ -11654,7 +12155,7 @@
                     <pic:cNvPicPr/>
                   </pic:nvPicPr>
                   <pic:blipFill>
-                    <a:blip r:embed="rId61"/>
+                    <a:blip r:embed="rId65"/>
                     <a:stretch>
                       <a:fillRect/>
                     </a:stretch>
@@ -11735,6 +12236,7 @@
           <w:rFonts w:ascii="Segoe UI Light" w:hAnsi="Segoe UI Light" w:cs="Segoe UI Light"/>
           <w:noProof/>
         </w:rPr>
+        <w:lastRenderedPageBreak/>
         <mc:AlternateContent>
           <mc:Choice Requires="wps">
             <w:drawing>
@@ -11832,7 +12334,7 @@
                     <pic:cNvPicPr/>
                   </pic:nvPicPr>
                   <pic:blipFill>
-                    <a:blip r:embed="rId62"/>
+                    <a:blip r:embed="rId66"/>
                     <a:stretch>
                       <a:fillRect/>
                     </a:stretch>
@@ -11877,7 +12379,6 @@
         <w:rPr>
           <w:rFonts w:ascii="Segoe UI Light" w:hAnsi="Segoe UI Light" w:cs="Segoe UI Light"/>
         </w:rPr>
-        <w:lastRenderedPageBreak/>
         <w:t xml:space="preserve">The Procurement Template currently has </w:t>
       </w:r>
       <w:proofErr w:type="gramStart"/>
@@ -12223,7 +12724,7 @@
           <w:noProof/>
         </w:rPr>
         <w:drawing>
-          <wp:inline distT="0" distB="0" distL="0" distR="0" wp14:anchorId="40D749CD" wp14:editId="2956AD1A">
+          <wp:inline distT="0" distB="0" distL="0" distR="0" wp14:anchorId="40D749CD" wp14:editId="6A64CE79">
             <wp:extent cx="4359551" cy="2778125"/>
             <wp:effectExtent l="0" t="0" r="3175" b="3175"/>
             <wp:docPr id="1721458505" name="Picture 1721458505" descr="A screenshot of a computer&#10;&#10;AI-generated content may be incorrect."/>
@@ -12240,7 +12741,7 @@
                     </pic:cNvPicPr>
                   </pic:nvPicPr>
                   <pic:blipFill>
-                    <a:blip r:embed="rId63" cstate="print">
+                    <a:blip r:embed="rId67" cstate="print">
                       <a:extLst>
                         <a:ext uri="{28A0092B-C50C-407E-A947-70E740481C1C}">
                           <a14:useLocalDpi xmlns:a14="http://schemas.microsoft.com/office/drawing/2010/main" val="0"/>
@@ -12427,7 +12928,7 @@
                     <pic:cNvPicPr/>
                   </pic:nvPicPr>
                   <pic:blipFill>
-                    <a:blip r:embed="rId64"/>
+                    <a:blip r:embed="rId68"/>
                     <a:stretch>
                       <a:fillRect/>
                     </a:stretch>
@@ -12481,6 +12982,7 @@
           <w:bCs/>
           <w:noProof/>
         </w:rPr>
+        <w:lastRenderedPageBreak/>
         <w:t>Finding the application URL</w:t>
       </w:r>
     </w:p>
@@ -12507,7 +13009,6 @@
           <w:rFonts w:ascii="Segoe UI Light" w:hAnsi="Segoe UI Light" w:cs="Segoe UI Light"/>
           <w:noProof/>
         </w:rPr>
-        <w:lastRenderedPageBreak/>
         <w:t xml:space="preserve">To find the application URL, you will need to open the solution that the application resides in.  In our case, we will open the SAP Procurement solution.  In the left-hand </w:t>
       </w:r>
       <w:r>
@@ -12725,7 +13226,7 @@
                     <pic:cNvPicPr/>
                   </pic:nvPicPr>
                   <pic:blipFill>
-                    <a:blip r:embed="rId65"/>
+                    <a:blip r:embed="rId69"/>
                     <a:stretch>
                       <a:fillRect/>
                     </a:stretch>
@@ -12916,7 +13417,7 @@
                     <pic:cNvPicPr/>
                   </pic:nvPicPr>
                   <pic:blipFill>
-                    <a:blip r:embed="rId66"/>
+                    <a:blip r:embed="rId70"/>
                     <a:stretch>
                       <a:fillRect/>
                     </a:stretch>
@@ -12961,6 +13462,7 @@
         <w:rPr>
           <w:rFonts w:ascii="Segoe UI Light" w:hAnsi="Segoe UI Light" w:cs="Segoe UI Light"/>
         </w:rPr>
+        <w:lastRenderedPageBreak/>
         <w:t>Using the same steps, create new menu items using the table below:</w:t>
       </w:r>
     </w:p>
@@ -12980,10 +13482,10 @@
         <w:tblLook w:val="04A0" w:firstRow="1" w:lastRow="0" w:firstColumn="1" w:lastColumn="0" w:noHBand="0" w:noVBand="1"/>
       </w:tblPr>
       <w:tblGrid>
-        <w:gridCol w:w="2062"/>
-        <w:gridCol w:w="1619"/>
-        <w:gridCol w:w="818"/>
-        <w:gridCol w:w="1976"/>
+        <w:gridCol w:w="2064"/>
+        <w:gridCol w:w="1620"/>
+        <w:gridCol w:w="813"/>
+        <w:gridCol w:w="1978"/>
         <w:gridCol w:w="2155"/>
       </w:tblGrid>
       <w:tr>
@@ -13003,7 +13505,6 @@
               <w:rPr>
                 <w:rFonts w:ascii="Segoe UI Light" w:hAnsi="Segoe UI Light" w:cs="Segoe UI Light"/>
               </w:rPr>
-              <w:lastRenderedPageBreak/>
               <w:t>Menu Item Name</w:t>
             </w:r>
           </w:p>
@@ -13739,6 +14240,7 @@
         <w:rPr>
           <w:rFonts w:ascii="Segoe UI Light" w:hAnsi="Segoe UI Light" w:cs="Segoe UI Light"/>
         </w:rPr>
+        <w:lastRenderedPageBreak/>
         <w:t xml:space="preserve">In the left </w:t>
       </w:r>
       <w:r>
@@ -13809,7 +14311,6 @@
           <w:rFonts w:ascii="Segoe UI Light" w:hAnsi="Segoe UI Light" w:cs="Segoe UI Light"/>
           <w:noProof/>
         </w:rPr>
-        <w:lastRenderedPageBreak/>
         <w:drawing>
           <wp:inline distT="0" distB="0" distL="0" distR="0" wp14:anchorId="0B406BF0" wp14:editId="270CFD81">
             <wp:extent cx="4677833" cy="2734733"/>
@@ -13826,7 +14327,7 @@
                     <pic:cNvPicPr/>
                   </pic:nvPicPr>
                   <pic:blipFill>
-                    <a:blip r:embed="rId67" cstate="print">
+                    <a:blip r:embed="rId71" cstate="print">
                       <a:extLst>
                         <a:ext uri="{28A0092B-C50C-407E-A947-70E740481C1C}">
                           <a14:useLocalDpi xmlns:a14="http://schemas.microsoft.com/office/drawing/2010/main" val="0"/>
@@ -13911,7 +14412,7 @@
                     <pic:cNvPicPr/>
                   </pic:nvPicPr>
                   <pic:blipFill>
-                    <a:blip r:embed="rId68" cstate="print">
+                    <a:blip r:embed="rId72" cstate="print">
                       <a:extLst>
                         <a:ext uri="{28A0092B-C50C-407E-A947-70E740481C1C}">
                           <a14:useLocalDpi xmlns:a14="http://schemas.microsoft.com/office/drawing/2010/main" val="0"/>
@@ -14076,7 +14577,7 @@
                     <pic:cNvPicPr/>
                   </pic:nvPicPr>
                   <pic:blipFill>
-                    <a:blip r:embed="rId69"/>
+                    <a:blip r:embed="rId73"/>
                     <a:stretch>
                       <a:fillRect/>
                     </a:stretch>
@@ -14421,7 +14922,7 @@
           <w:noProof/>
         </w:rPr>
         <w:drawing>
-          <wp:inline distT="0" distB="0" distL="0" distR="0" wp14:anchorId="2DB14F36" wp14:editId="508C16E2">
+          <wp:inline distT="0" distB="0" distL="0" distR="0" wp14:anchorId="2DB14F36" wp14:editId="723806AB">
             <wp:extent cx="5963285" cy="2414147"/>
             <wp:effectExtent l="0" t="0" r="0" b="5715"/>
             <wp:docPr id="1233250354" name="Picture 1233250354" descr="A screenshot of a computer&#10;&#10;AI-generated content may be incorrect."/>
@@ -14438,7 +14939,7 @@
                     </pic:cNvPicPr>
                   </pic:nvPicPr>
                   <pic:blipFill>
-                    <a:blip r:embed="rId70" cstate="print">
+                    <a:blip r:embed="rId74" cstate="print">
                       <a:extLst>
                         <a:ext uri="{28A0092B-C50C-407E-A947-70E740481C1C}">
                           <a14:useLocalDpi xmlns:a14="http://schemas.microsoft.com/office/drawing/2010/main" val="0"/>
@@ -14817,7 +15318,7 @@
                     </pic:cNvPicPr>
                   </pic:nvPicPr>
                   <pic:blipFill>
-                    <a:blip r:embed="rId71">
+                    <a:blip r:embed="rId75">
                       <a:extLst>
                         <a:ext uri="{28A0092B-C50C-407E-A947-70E740481C1C}">
                           <a14:useLocalDpi xmlns:a14="http://schemas.microsoft.com/office/drawing/2010/main" val="0"/>
@@ -14923,7 +15424,7 @@
                     <pic:cNvPicPr/>
                   </pic:nvPicPr>
                   <pic:blipFill>
-                    <a:blip r:embed="rId72"/>
+                    <a:blip r:embed="rId76"/>
                     <a:stretch>
                       <a:fillRect/>
                     </a:stretch>
@@ -15048,7 +15549,7 @@
                     <pic:cNvPicPr/>
                   </pic:nvPicPr>
                   <pic:blipFill>
-                    <a:blip r:embed="rId73"/>
+                    <a:blip r:embed="rId77"/>
                     <a:stretch>
                       <a:fillRect/>
                     </a:stretch>
@@ -15240,7 +15741,7 @@
                     </pic:cNvPicPr>
                   </pic:nvPicPr>
                   <pic:blipFill>
-                    <a:blip r:embed="rId74">
+                    <a:blip r:embed="rId78">
                       <a:extLst>
                         <a:ext uri="{28A0092B-C50C-407E-A947-70E740481C1C}">
                           <a14:useLocalDpi xmlns:a14="http://schemas.microsoft.com/office/drawing/2010/main" val="0"/>
@@ -15334,7 +15835,7 @@
                     <pic:cNvPicPr/>
                   </pic:nvPicPr>
                   <pic:blipFill>
-                    <a:blip r:embed="rId75"/>
+                    <a:blip r:embed="rId79"/>
                     <a:stretch>
                       <a:fillRect/>
                     </a:stretch>
@@ -15426,7 +15927,7 @@
                     <pic:cNvPicPr/>
                   </pic:nvPicPr>
                   <pic:blipFill>
-                    <a:blip r:embed="rId76"/>
+                    <a:blip r:embed="rId80"/>
                     <a:stretch>
                       <a:fillRect/>
                     </a:stretch>
@@ -15533,7 +16034,7 @@
                     <pic:cNvPicPr/>
                   </pic:nvPicPr>
                   <pic:blipFill>
-                    <a:blip r:embed="rId77"/>
+                    <a:blip r:embed="rId81"/>
                     <a:stretch>
                       <a:fillRect/>
                     </a:stretch>
@@ -15622,7 +16123,7 @@
                     <pic:cNvPicPr/>
                   </pic:nvPicPr>
                   <pic:blipFill>
-                    <a:blip r:embed="rId78"/>
+                    <a:blip r:embed="rId82"/>
                     <a:stretch>
                       <a:fillRect/>
                     </a:stretch>
@@ -15672,7 +16173,7 @@
                     <pic:cNvPicPr/>
                   </pic:nvPicPr>
                   <pic:blipFill>
-                    <a:blip r:embed="rId79"/>
+                    <a:blip r:embed="rId83"/>
                     <a:stretch>
                       <a:fillRect/>
                     </a:stretch>
@@ -15707,7 +16208,7 @@
         <w:pStyle w:val="ListParagraph"/>
         <w:ind w:left="360"/>
       </w:pPr>
-      <w:hyperlink r:id="rId80" w:history="1">
+      <w:hyperlink r:id="rId84" w:history="1">
         <w:r>
           <w:rPr>
             <w:rStyle w:val="Hyperlink"/>
@@ -15721,7 +16222,7 @@
         <w:pStyle w:val="NormalWeb"/>
         <w:ind w:left="360"/>
       </w:pPr>
-      <w:hyperlink r:id="rId81" w:tgtFrame="_blank" w:tooltip="https://www.youtube.com/watch?v=pifzgj9nx0c" w:history="1">
+      <w:hyperlink r:id="rId85" w:tgtFrame="_blank" w:tooltip="https://www.youtube.com/watch?v=pifzgj9nx0c" w:history="1">
         <w:r>
           <w:rPr>
             <w:rStyle w:val="Hyperlink"/>
@@ -15902,7 +16403,7 @@
                     <pic:cNvPicPr/>
                   </pic:nvPicPr>
                   <pic:blipFill>
-                    <a:blip r:embed="rId82"/>
+                    <a:blip r:embed="rId86"/>
                     <a:stretch>
                       <a:fillRect/>
                     </a:stretch>
@@ -16001,7 +16502,7 @@
                     <pic:cNvPicPr/>
                   </pic:nvPicPr>
                   <pic:blipFill>
-                    <a:blip r:embed="rId83"/>
+                    <a:blip r:embed="rId87"/>
                     <a:stretch>
                       <a:fillRect/>
                     </a:stretch>
@@ -16467,7 +16968,7 @@
                     <pic:cNvPicPr/>
                   </pic:nvPicPr>
                   <pic:blipFill>
-                    <a:blip r:embed="rId84"/>
+                    <a:blip r:embed="rId88"/>
                     <a:stretch>
                       <a:fillRect/>
                     </a:stretch>
@@ -16630,7 +17131,7 @@
                     <pic:cNvPicPr/>
                   </pic:nvPicPr>
                   <pic:blipFill>
-                    <a:blip r:embed="rId85"/>
+                    <a:blip r:embed="rId89"/>
                     <a:stretch>
                       <a:fillRect/>
                     </a:stretch>
@@ -16855,7 +17356,7 @@
                     <pic:cNvPicPr/>
                   </pic:nvPicPr>
                   <pic:blipFill>
-                    <a:blip r:embed="rId86"/>
+                    <a:blip r:embed="rId90"/>
                     <a:stretch>
                       <a:fillRect/>
                     </a:stretch>
@@ -16938,7 +17439,7 @@
                     <pic:cNvPicPr/>
                   </pic:nvPicPr>
                   <pic:blipFill>
-                    <a:blip r:embed="rId87"/>
+                    <a:blip r:embed="rId91"/>
                     <a:stretch>
                       <a:fillRect/>
                     </a:stretch>
@@ -17021,7 +17522,7 @@
                     <pic:cNvPicPr/>
                   </pic:nvPicPr>
                   <pic:blipFill>
-                    <a:blip r:embed="rId88"/>
+                    <a:blip r:embed="rId92"/>
                     <a:stretch>
                       <a:fillRect/>
                     </a:stretch>
@@ -17151,7 +17652,7 @@
                     <pic:cNvPicPr/>
                   </pic:nvPicPr>
                   <pic:blipFill>
-                    <a:blip r:embed="rId89"/>
+                    <a:blip r:embed="rId93"/>
                     <a:stretch>
                       <a:fillRect/>
                     </a:stretch>
@@ -17241,7 +17742,7 @@
                     <pic:cNvPicPr/>
                   </pic:nvPicPr>
                   <pic:blipFill>
-                    <a:blip r:embed="rId90"/>
+                    <a:blip r:embed="rId94"/>
                     <a:stretch>
                       <a:fillRect/>
                     </a:stretch>
@@ -17361,7 +17862,7 @@
                     <pic:cNvPicPr/>
                   </pic:nvPicPr>
                   <pic:blipFill>
-                    <a:blip r:embed="rId91"/>
+                    <a:blip r:embed="rId95"/>
                     <a:stretch>
                       <a:fillRect/>
                     </a:stretch>
@@ -17487,7 +17988,7 @@
                     <pic:cNvPicPr/>
                   </pic:nvPicPr>
                   <pic:blipFill>
-                    <a:blip r:embed="rId92"/>
+                    <a:blip r:embed="rId96"/>
                     <a:stretch>
                       <a:fillRect/>
                     </a:stretch>
@@ -17513,7 +18014,7 @@
         <w:pStyle w:val="NormalWeb"/>
         <w:ind w:left="360"/>
       </w:pPr>
-      <w:hyperlink r:id="rId93" w:history="1">
+      <w:hyperlink r:id="rId97" w:history="1">
         <w:r>
           <w:rPr>
             <w:rStyle w:val="Hyperlink"/>
@@ -17527,7 +18028,7 @@
         <w:pStyle w:val="NormalWeb"/>
         <w:ind w:left="360"/>
       </w:pPr>
-      <w:hyperlink r:id="rId94" w:tgtFrame="_blank" w:tooltip="https://www.youtube.com/watch?v=5adso-qj8o0" w:history="1">
+      <w:hyperlink r:id="rId98" w:tgtFrame="_blank" w:tooltip="https://www.youtube.com/watch?v=5adso-qj8o0" w:history="1">
         <w:r>
           <w:rPr>
             <w:rStyle w:val="Hyperlink"/>
@@ -17624,7 +18125,7 @@
                     <pic:cNvPicPr/>
                   </pic:nvPicPr>
                   <pic:blipFill>
-                    <a:blip r:embed="rId95"/>
+                    <a:blip r:embed="rId99"/>
                     <a:stretch>
                       <a:fillRect/>
                     </a:stretch>
@@ -17743,7 +18244,7 @@
                     <pic:cNvPicPr/>
                   </pic:nvPicPr>
                   <pic:blipFill>
-                    <a:blip r:embed="rId96"/>
+                    <a:blip r:embed="rId100"/>
                     <a:stretch>
                       <a:fillRect/>
                     </a:stretch>
@@ -17836,7 +18337,7 @@
                     <pic:cNvPicPr/>
                   </pic:nvPicPr>
                   <pic:blipFill>
-                    <a:blip r:embed="rId97"/>
+                    <a:blip r:embed="rId101"/>
                     <a:stretch>
                       <a:fillRect/>
                     </a:stretch>
@@ -17934,7 +18435,7 @@
                     <pic:cNvPicPr/>
                   </pic:nvPicPr>
                   <pic:blipFill>
-                    <a:blip r:embed="rId98"/>
+                    <a:blip r:embed="rId102"/>
                     <a:stretch>
                       <a:fillRect/>
                     </a:stretch>
@@ -17965,7 +18466,7 @@
       <w:pPr>
         <w:ind w:left="360"/>
       </w:pPr>
-      <w:hyperlink r:id="rId99" w:history="1">
+      <w:hyperlink r:id="rId103" w:history="1">
         <w:r>
           <w:rPr>
             <w:rStyle w:val="Hyperlink"/>
@@ -17979,7 +18480,7 @@
         <w:pStyle w:val="NormalWeb"/>
         <w:ind w:left="360"/>
       </w:pPr>
-      <w:hyperlink r:id="rId100" w:tgtFrame="_blank" w:tooltip="https://www.youtube.com/watch?v=cmhwhalirsy" w:history="1">
+      <w:hyperlink r:id="rId104" w:tgtFrame="_blank" w:tooltip="https://www.youtube.com/watch?v=cmhwhalirsy" w:history="1">
         <w:r>
           <w:rPr>
             <w:rStyle w:val="Hyperlink"/>
@@ -18068,7 +18569,7 @@
                     <pic:cNvPicPr/>
                   </pic:nvPicPr>
                   <pic:blipFill>
-                    <a:blip r:embed="rId101"/>
+                    <a:blip r:embed="rId105"/>
                     <a:stretch>
                       <a:fillRect/>
                     </a:stretch>
@@ -18159,7 +18660,7 @@
                     <pic:cNvPicPr/>
                   </pic:nvPicPr>
                   <pic:blipFill>
-                    <a:blip r:embed="rId102"/>
+                    <a:blip r:embed="rId106"/>
                     <a:stretch>
                       <a:fillRect/>
                     </a:stretch>
@@ -18371,7 +18872,7 @@
                     <pic:cNvPicPr/>
                   </pic:nvPicPr>
                   <pic:blipFill>
-                    <a:blip r:embed="rId103"/>
+                    <a:blip r:embed="rId107"/>
                     <a:stretch>
                       <a:fillRect/>
                     </a:stretch>
@@ -18531,7 +19032,7 @@
                     <pic:cNvPicPr/>
                   </pic:nvPicPr>
                   <pic:blipFill>
-                    <a:blip r:embed="rId104"/>
+                    <a:blip r:embed="rId108"/>
                     <a:stretch>
                       <a:fillRect/>
                     </a:stretch>
@@ -18614,7 +19115,7 @@
                     <pic:cNvPicPr/>
                   </pic:nvPicPr>
                   <pic:blipFill>
-                    <a:blip r:embed="rId105"/>
+                    <a:blip r:embed="rId109"/>
                     <a:stretch>
                       <a:fillRect/>
                     </a:stretch>
@@ -18737,7 +19238,7 @@
                     <pic:cNvPicPr/>
                   </pic:nvPicPr>
                   <pic:blipFill>
-                    <a:blip r:embed="rId106"/>
+                    <a:blip r:embed="rId110"/>
                     <a:stretch>
                       <a:fillRect/>
                     </a:stretch>
@@ -18848,7 +19349,7 @@
                     <pic:cNvPicPr/>
                   </pic:nvPicPr>
                   <pic:blipFill>
-                    <a:blip r:embed="rId107"/>
+                    <a:blip r:embed="rId111"/>
                     <a:stretch>
                       <a:fillRect/>
                     </a:stretch>
@@ -18883,7 +19384,7 @@
         <w:pStyle w:val="ListParagraph"/>
         <w:ind w:left="360"/>
       </w:pPr>
-      <w:hyperlink r:id="rId108" w:history="1">
+      <w:hyperlink r:id="rId112" w:history="1">
         <w:r>
           <w:rPr>
             <w:rStyle w:val="Hyperlink"/>
@@ -19018,7 +19519,7 @@
                     <pic:cNvPicPr/>
                   </pic:nvPicPr>
                   <pic:blipFill>
-                    <a:blip r:embed="rId109"/>
+                    <a:blip r:embed="rId113"/>
                     <a:stretch>
                       <a:fillRect/>
                     </a:stretch>
@@ -19124,7 +19625,7 @@
                     <pic:cNvPicPr/>
                   </pic:nvPicPr>
                   <pic:blipFill>
-                    <a:blip r:embed="rId110"/>
+                    <a:blip r:embed="rId114"/>
                     <a:stretch>
                       <a:fillRect/>
                     </a:stretch>
@@ -19271,7 +19772,7 @@
                     <pic:cNvPicPr/>
                   </pic:nvPicPr>
                   <pic:blipFill>
-                    <a:blip r:embed="rId111"/>
+                    <a:blip r:embed="rId115"/>
                     <a:stretch>
                       <a:fillRect/>
                     </a:stretch>
@@ -19368,7 +19869,7 @@
                     <pic:cNvPicPr/>
                   </pic:nvPicPr>
                   <pic:blipFill>
-                    <a:blip r:embed="rId112"/>
+                    <a:blip r:embed="rId116"/>
                     <a:stretch>
                       <a:fillRect/>
                     </a:stretch>
@@ -19461,7 +19962,7 @@
                     <pic:cNvPicPr/>
                   </pic:nvPicPr>
                   <pic:blipFill>
-                    <a:blip r:embed="rId113"/>
+                    <a:blip r:embed="rId117"/>
                     <a:stretch>
                       <a:fillRect/>
                     </a:stretch>
@@ -19544,7 +20045,7 @@
                     <pic:cNvPicPr/>
                   </pic:nvPicPr>
                   <pic:blipFill>
-                    <a:blip r:embed="rId114"/>
+                    <a:blip r:embed="rId118"/>
                     <a:stretch>
                       <a:fillRect/>
                     </a:stretch>
@@ -19627,7 +20128,7 @@
                     <pic:cNvPicPr/>
                   </pic:nvPicPr>
                   <pic:blipFill>
-                    <a:blip r:embed="rId115"/>
+                    <a:blip r:embed="rId119"/>
                     <a:stretch>
                       <a:fillRect/>
                     </a:stretch>
@@ -19738,7 +20239,7 @@
                     <pic:cNvPicPr/>
                   </pic:nvPicPr>
                   <pic:blipFill>
-                    <a:blip r:embed="rId116"/>
+                    <a:blip r:embed="rId120"/>
                     <a:stretch>
                       <a:fillRect/>
                     </a:stretch>
@@ -19791,7 +20292,7 @@
         <w:pStyle w:val="ListParagraph"/>
         <w:ind w:left="360"/>
       </w:pPr>
-      <w:hyperlink r:id="rId117" w:history="1">
+      <w:hyperlink r:id="rId121" w:history="1">
         <w:r>
           <w:rPr>
             <w:rStyle w:val="Hyperlink"/>
@@ -19863,7 +20364,7 @@
                     <pic:cNvPicPr/>
                   </pic:nvPicPr>
                   <pic:blipFill>
-                    <a:blip r:embed="rId118"/>
+                    <a:blip r:embed="rId122"/>
                     <a:stretch>
                       <a:fillRect/>
                     </a:stretch>
@@ -19970,7 +20471,7 @@
                     <pic:cNvPicPr/>
                   </pic:nvPicPr>
                   <pic:blipFill>
-                    <a:blip r:embed="rId119"/>
+                    <a:blip r:embed="rId123"/>
                     <a:stretch>
                       <a:fillRect/>
                     </a:stretch>
@@ -20008,7 +20509,7 @@
           <w:rFonts w:ascii="Segoe UI Light" w:hAnsi="Segoe UI Light" w:cs="Segoe UI Light"/>
         </w:rPr>
       </w:pPr>
-      <w:hyperlink r:id="rId120" w:history="1">
+      <w:hyperlink r:id="rId124" w:history="1">
         <w:r>
           <w:rPr>
             <w:rStyle w:val="Hyperlink"/>
@@ -20037,10 +20538,10 @@
     </w:p>
     <w:p/>
     <w:sectPr>
-      <w:headerReference w:type="default" r:id="rId121"/>
-      <w:footerReference w:type="default" r:id="rId122"/>
-      <w:headerReference w:type="first" r:id="rId123"/>
-      <w:footerReference w:type="first" r:id="rId124"/>
+      <w:headerReference w:type="default" r:id="rId125"/>
+      <w:footerReference w:type="default" r:id="rId126"/>
+      <w:headerReference w:type="first" r:id="rId127"/>
+      <w:footerReference w:type="first" r:id="rId128"/>
       <w:pgSz w:w="12240" w:h="15840"/>
       <w:pgMar w:top="1440" w:right="1440" w:bottom="1440" w:left="1440" w:header="720" w:footer="720" w:gutter="0"/>
       <w:cols w:space="720"/>
@@ -20052,7 +20553,7 @@
 </file>
 
 <file path=word/endnotes.xml><?xml version="1.0" encoding="utf-8"?>
-<w:endnotes xmlns:wpc="http://schemas.microsoft.com/office/word/2010/wordprocessingCanvas" xmlns:cx="http://schemas.microsoft.com/office/drawing/2014/chartex" xmlns:cx1="http://schemas.microsoft.com/office/drawing/2015/9/8/chartex" xmlns:cx2="http://schemas.microsoft.com/office/drawing/2015/10/21/chartex" xmlns:cx3="http://schemas.microsoft.com/office/drawing/2016/5/9/chartex" xmlns:cx4="http://schemas.microsoft.com/office/drawing/2016/5/10/chartex" xmlns:cx5="http://schemas.microsoft.com/office/drawing/2016/5/11/chartex" xmlns:cx6="http://schemas.microsoft.com/office/drawing/2016/5/12/chartex" xmlns:cx7="http://schemas.microsoft.com/office/drawing/2016/5/13/chartex" xmlns:cx8="http://schemas.microsoft.com/office/drawing/2016/5/14/chartex" xmlns:mc="http://schemas.openxmlformats.org/markup-compatibility/2006" xmlns:aink="http://schemas.microsoft.com/office/drawing/2016/ink" xmlns:am3d="http://schemas.microsoft.com/office/drawing/2017/model3d" xmlns:o="urn:schemas-microsoft-com:office:office" xmlns:oel="http://schemas.microsoft.com/office/2019/extlst" xmlns:r="http://schemas.openxmlformats.org/officeDocument/2006/relationships" xmlns:m="http://schemas.openxmlformats.org/officeDocument/2006/math" xmlns:v="urn:schemas-microsoft-com:vml" xmlns:wp14="http://schemas.microsoft.com/office/word/2010/wordprocessingDrawing" xmlns:wp="http://schemas.openxmlformats.org/drawingml/2006/wordprocessingDrawing" xmlns:w10="urn:schemas-microsoft-com:office:word" xmlns:w="http://schemas.openxmlformats.org/wordprocessingml/2006/main" xmlns:w14="http://schemas.microsoft.com/office/word/2010/wordml" xmlns:w15="http://schemas.microsoft.com/office/word/2012/wordml" xmlns:w16cex="http://schemas.microsoft.com/office/word/2018/wordml/cex" xmlns:w16cid="http://schemas.microsoft.com/office/word/2016/wordml/cid" xmlns:w16="http://schemas.microsoft.com/office/word/2018/wordml" xmlns:w16du="http://schemas.microsoft.com/office/word/2023/wordml/word16du" xmlns:w16sdtdh="http://schemas.microsoft.com/office/word/2020/wordml/sdtdatahash" xmlns:w16sdtfl="http://schemas.microsoft.com/office/word/2024/wordml/sdtformatlock" xmlns:w16se="http://schemas.microsoft.com/office/word/2015/wordml/symex" xmlns:wpg="http://schemas.microsoft.com/office/word/2010/wordprocessingGroup" xmlns:wpi="http://schemas.microsoft.com/office/word/2010/wordprocessingInk" xmlns:wne="http://schemas.microsoft.com/office/word/2006/wordml" xmlns:wps="http://schemas.microsoft.com/office/word/2010/wordprocessingShape" mc:Ignorable="w14 w15 w16se w16cid w16 w16cex w16sdtdh w16sdtfl w16du wp14">
+<w:endnotes xmlns:wpc="http://schemas.microsoft.com/office/word/2010/wordprocessingCanvas" xmlns:cx="http://schemas.microsoft.com/office/drawing/2014/chartex" xmlns:cx1="http://schemas.microsoft.com/office/drawing/2015/9/8/chartex" xmlns:cx2="http://schemas.microsoft.com/office/drawing/2015/10/21/chartex" xmlns:cx3="http://schemas.microsoft.com/office/drawing/2016/5/9/chartex" xmlns:cx4="http://schemas.microsoft.com/office/drawing/2016/5/10/chartex" xmlns:cx5="http://schemas.microsoft.com/office/drawing/2016/5/11/chartex" xmlns:cx6="http://schemas.microsoft.com/office/drawing/2016/5/12/chartex" xmlns:cx7="http://schemas.microsoft.com/office/drawing/2016/5/13/chartex" xmlns:cx8="http://schemas.microsoft.com/office/drawing/2016/5/14/chartex" xmlns:mc="http://schemas.openxmlformats.org/markup-compatibility/2006" xmlns:m="http://schemas.openxmlformats.org/officeDocument/2006/math" xmlns:aink="http://schemas.microsoft.com/office/drawing/2016/ink" xmlns:am3d="http://schemas.microsoft.com/office/drawing/2017/model3d" xmlns:oel="http://schemas.microsoft.com/office/2019/extlst" xmlns:r="http://schemas.openxmlformats.org/officeDocument/2006/relationships" xmlns:wp14="http://schemas.microsoft.com/office/word/2010/wordprocessingDrawing" xmlns:wp="http://schemas.openxmlformats.org/drawingml/2006/wordprocessingDrawing" xmlns:wpg="http://schemas.microsoft.com/office/word/2010/wordprocessingGroup" xmlns:wpi="http://schemas.microsoft.com/office/word/2010/wordprocessingInk" xmlns:wps="http://schemas.microsoft.com/office/word/2010/wordprocessingShape" xmlns:o="urn:schemas-microsoft-com:office:office" xmlns:v="urn:schemas-microsoft-com:vml" xmlns:w10="urn:schemas-microsoft-com:office:word" xmlns:w="http://schemas.openxmlformats.org/wordprocessingml/2006/main" xmlns:w14="http://schemas.microsoft.com/office/word/2010/wordml" xmlns:w15="http://schemas.microsoft.com/office/word/2012/wordml" xmlns:w16cei="http://schemas.microsoft.com/office/word/2026/wordml/cei" xmlns:w16cex="http://schemas.microsoft.com/office/word/2018/wordml/cex" xmlns:w16cid="http://schemas.microsoft.com/office/word/2016/wordml/cid" xmlns:w16="http://schemas.microsoft.com/office/word/2018/wordml" xmlns:w16sdtdh="http://schemas.microsoft.com/office/word/2020/wordml/sdtdatahash" xmlns:w16sdtfl="http://schemas.microsoft.com/office/word/2024/wordml/sdtformatlock" xmlns:w16se="http://schemas.microsoft.com/office/word/2015/wordml/symex" xmlns:w16du="http://schemas.microsoft.com/office/word/2023/wordml/word16du" xmlns:wne="http://schemas.microsoft.com/office/word/2006/wordml" mc:Ignorable="w14 w15 w16se w16cid w16 w16cex w16sdtdh w16sdtfl w16du wp14">
   <w:endnote w:type="separator" w:id="-1">
     <w:p>
       <w:pPr>
@@ -20077,7 +20578,7 @@
 </file>
 
 <file path=word/footer1.xml><?xml version="1.0" encoding="utf-8"?>
-<w:ftr xmlns:wpc="http://schemas.microsoft.com/office/word/2010/wordprocessingCanvas" xmlns:cx="http://schemas.microsoft.com/office/drawing/2014/chartex" xmlns:cx1="http://schemas.microsoft.com/office/drawing/2015/9/8/chartex" xmlns:cx2="http://schemas.microsoft.com/office/drawing/2015/10/21/chartex" xmlns:cx3="http://schemas.microsoft.com/office/drawing/2016/5/9/chartex" xmlns:cx4="http://schemas.microsoft.com/office/drawing/2016/5/10/chartex" xmlns:cx5="http://schemas.microsoft.com/office/drawing/2016/5/11/chartex" xmlns:cx6="http://schemas.microsoft.com/office/drawing/2016/5/12/chartex" xmlns:cx7="http://schemas.microsoft.com/office/drawing/2016/5/13/chartex" xmlns:cx8="http://schemas.microsoft.com/office/drawing/2016/5/14/chartex" xmlns:mc="http://schemas.openxmlformats.org/markup-compatibility/2006" xmlns:aink="http://schemas.microsoft.com/office/drawing/2016/ink" xmlns:am3d="http://schemas.microsoft.com/office/drawing/2017/model3d" xmlns:o="urn:schemas-microsoft-com:office:office" xmlns:oel="http://schemas.microsoft.com/office/2019/extlst" xmlns:r="http://schemas.openxmlformats.org/officeDocument/2006/relationships" xmlns:m="http://schemas.openxmlformats.org/officeDocument/2006/math" xmlns:v="urn:schemas-microsoft-com:vml" xmlns:wp14="http://schemas.microsoft.com/office/word/2010/wordprocessingDrawing" xmlns:wp="http://schemas.openxmlformats.org/drawingml/2006/wordprocessingDrawing" xmlns:w10="urn:schemas-microsoft-com:office:word" xmlns:w="http://schemas.openxmlformats.org/wordprocessingml/2006/main" xmlns:w14="http://schemas.microsoft.com/office/word/2010/wordml" xmlns:w15="http://schemas.microsoft.com/office/word/2012/wordml" xmlns:w16cex="http://schemas.microsoft.com/office/word/2018/wordml/cex" xmlns:w16cid="http://schemas.microsoft.com/office/word/2016/wordml/cid" xmlns:w16="http://schemas.microsoft.com/office/word/2018/wordml" xmlns:w16du="http://schemas.microsoft.com/office/word/2023/wordml/word16du" xmlns:w16sdtdh="http://schemas.microsoft.com/office/word/2020/wordml/sdtdatahash" xmlns:w16sdtfl="http://schemas.microsoft.com/office/word/2024/wordml/sdtformatlock" xmlns:w16se="http://schemas.microsoft.com/office/word/2015/wordml/symex" xmlns:wpg="http://schemas.microsoft.com/office/word/2010/wordprocessingGroup" xmlns:wpi="http://schemas.microsoft.com/office/word/2010/wordprocessingInk" xmlns:wne="http://schemas.microsoft.com/office/word/2006/wordml" xmlns:wps="http://schemas.microsoft.com/office/word/2010/wordprocessingShape" mc:Ignorable="w14 w15 w16se w16cid w16 w16cex w16sdtdh w16sdtfl w16du wp14">
+<w:ftr xmlns:wpc="http://schemas.microsoft.com/office/word/2010/wordprocessingCanvas" xmlns:cx="http://schemas.microsoft.com/office/drawing/2014/chartex" xmlns:cx1="http://schemas.microsoft.com/office/drawing/2015/9/8/chartex" xmlns:cx2="http://schemas.microsoft.com/office/drawing/2015/10/21/chartex" xmlns:cx3="http://schemas.microsoft.com/office/drawing/2016/5/9/chartex" xmlns:cx4="http://schemas.microsoft.com/office/drawing/2016/5/10/chartex" xmlns:cx5="http://schemas.microsoft.com/office/drawing/2016/5/11/chartex" xmlns:cx6="http://schemas.microsoft.com/office/drawing/2016/5/12/chartex" xmlns:cx7="http://schemas.microsoft.com/office/drawing/2016/5/13/chartex" xmlns:cx8="http://schemas.microsoft.com/office/drawing/2016/5/14/chartex" xmlns:mc="http://schemas.openxmlformats.org/markup-compatibility/2006" xmlns:m="http://schemas.openxmlformats.org/officeDocument/2006/math" xmlns:aink="http://schemas.microsoft.com/office/drawing/2016/ink" xmlns:am3d="http://schemas.microsoft.com/office/drawing/2017/model3d" xmlns:oel="http://schemas.microsoft.com/office/2019/extlst" xmlns:r="http://schemas.openxmlformats.org/officeDocument/2006/relationships" xmlns:wp14="http://schemas.microsoft.com/office/word/2010/wordprocessingDrawing" xmlns:wp="http://schemas.openxmlformats.org/drawingml/2006/wordprocessingDrawing" xmlns:wpg="http://schemas.microsoft.com/office/word/2010/wordprocessingGroup" xmlns:wpi="http://schemas.microsoft.com/office/word/2010/wordprocessingInk" xmlns:wps="http://schemas.microsoft.com/office/word/2010/wordprocessingShape" xmlns:o="urn:schemas-microsoft-com:office:office" xmlns:v="urn:schemas-microsoft-com:vml" xmlns:w10="urn:schemas-microsoft-com:office:word" xmlns:w="http://schemas.openxmlformats.org/wordprocessingml/2006/main" xmlns:w14="http://schemas.microsoft.com/office/word/2010/wordml" xmlns:w15="http://schemas.microsoft.com/office/word/2012/wordml" xmlns:w16cei="http://schemas.microsoft.com/office/word/2026/wordml/cei" xmlns:w16cex="http://schemas.microsoft.com/office/word/2018/wordml/cex" xmlns:w16cid="http://schemas.microsoft.com/office/word/2016/wordml/cid" xmlns:w16="http://schemas.microsoft.com/office/word/2018/wordml" xmlns:w16sdtdh="http://schemas.microsoft.com/office/word/2020/wordml/sdtdatahash" xmlns:w16sdtfl="http://schemas.microsoft.com/office/word/2024/wordml/sdtformatlock" xmlns:w16se="http://schemas.microsoft.com/office/word/2015/wordml/symex" xmlns:w16du="http://schemas.microsoft.com/office/word/2023/wordml/word16du" xmlns:wne="http://schemas.microsoft.com/office/word/2006/wordml" mc:Ignorable="w14 w15 w16se w16cid w16 w16cex w16sdtdh w16sdtfl w16du wp14">
   <w:tbl>
     <w:tblPr>
       <w:tblW w:w="9360" w:type="dxa"/>
@@ -20173,7 +20674,7 @@
 </file>
 
 <file path=word/footer2.xml><?xml version="1.0" encoding="utf-8"?>
-<w:ftr xmlns:wpc="http://schemas.microsoft.com/office/word/2010/wordprocessingCanvas" xmlns:cx="http://schemas.microsoft.com/office/drawing/2014/chartex" xmlns:cx1="http://schemas.microsoft.com/office/drawing/2015/9/8/chartex" xmlns:cx2="http://schemas.microsoft.com/office/drawing/2015/10/21/chartex" xmlns:cx3="http://schemas.microsoft.com/office/drawing/2016/5/9/chartex" xmlns:cx4="http://schemas.microsoft.com/office/drawing/2016/5/10/chartex" xmlns:cx5="http://schemas.microsoft.com/office/drawing/2016/5/11/chartex" xmlns:cx6="http://schemas.microsoft.com/office/drawing/2016/5/12/chartex" xmlns:cx7="http://schemas.microsoft.com/office/drawing/2016/5/13/chartex" xmlns:cx8="http://schemas.microsoft.com/office/drawing/2016/5/14/chartex" xmlns:mc="http://schemas.openxmlformats.org/markup-compatibility/2006" xmlns:aink="http://schemas.microsoft.com/office/drawing/2016/ink" xmlns:am3d="http://schemas.microsoft.com/office/drawing/2017/model3d" xmlns:o="urn:schemas-microsoft-com:office:office" xmlns:oel="http://schemas.microsoft.com/office/2019/extlst" xmlns:r="http://schemas.openxmlformats.org/officeDocument/2006/relationships" xmlns:m="http://schemas.openxmlformats.org/officeDocument/2006/math" xmlns:v="urn:schemas-microsoft-com:vml" xmlns:wp14="http://schemas.microsoft.com/office/word/2010/wordprocessingDrawing" xmlns:wp="http://schemas.openxmlformats.org/drawingml/2006/wordprocessingDrawing" xmlns:w10="urn:schemas-microsoft-com:office:word" xmlns:w="http://schemas.openxmlformats.org/wordprocessingml/2006/main" xmlns:w14="http://schemas.microsoft.com/office/word/2010/wordml" xmlns:w15="http://schemas.microsoft.com/office/word/2012/wordml" xmlns:w16cex="http://schemas.microsoft.com/office/word/2018/wordml/cex" xmlns:w16cid="http://schemas.microsoft.com/office/word/2016/wordml/cid" xmlns:w16="http://schemas.microsoft.com/office/word/2018/wordml" xmlns:w16du="http://schemas.microsoft.com/office/word/2023/wordml/word16du" xmlns:w16sdtdh="http://schemas.microsoft.com/office/word/2020/wordml/sdtdatahash" xmlns:w16sdtfl="http://schemas.microsoft.com/office/word/2024/wordml/sdtformatlock" xmlns:w16se="http://schemas.microsoft.com/office/word/2015/wordml/symex" xmlns:wpg="http://schemas.microsoft.com/office/word/2010/wordprocessingGroup" xmlns:wpi="http://schemas.microsoft.com/office/word/2010/wordprocessingInk" xmlns:wne="http://schemas.microsoft.com/office/word/2006/wordml" xmlns:wps="http://schemas.microsoft.com/office/word/2010/wordprocessingShape" mc:Ignorable="w14 w15 w16se w16cid w16 w16cex w16sdtdh w16sdtfl w16du wp14">
+<w:ftr xmlns:wpc="http://schemas.microsoft.com/office/word/2010/wordprocessingCanvas" xmlns:cx="http://schemas.microsoft.com/office/drawing/2014/chartex" xmlns:cx1="http://schemas.microsoft.com/office/drawing/2015/9/8/chartex" xmlns:cx2="http://schemas.microsoft.com/office/drawing/2015/10/21/chartex" xmlns:cx3="http://schemas.microsoft.com/office/drawing/2016/5/9/chartex" xmlns:cx4="http://schemas.microsoft.com/office/drawing/2016/5/10/chartex" xmlns:cx5="http://schemas.microsoft.com/office/drawing/2016/5/11/chartex" xmlns:cx6="http://schemas.microsoft.com/office/drawing/2016/5/12/chartex" xmlns:cx7="http://schemas.microsoft.com/office/drawing/2016/5/13/chartex" xmlns:cx8="http://schemas.microsoft.com/office/drawing/2016/5/14/chartex" xmlns:mc="http://schemas.openxmlformats.org/markup-compatibility/2006" xmlns:m="http://schemas.openxmlformats.org/officeDocument/2006/math" xmlns:aink="http://schemas.microsoft.com/office/drawing/2016/ink" xmlns:am3d="http://schemas.microsoft.com/office/drawing/2017/model3d" xmlns:oel="http://schemas.microsoft.com/office/2019/extlst" xmlns:r="http://schemas.openxmlformats.org/officeDocument/2006/relationships" xmlns:wp14="http://schemas.microsoft.com/office/word/2010/wordprocessingDrawing" xmlns:wp="http://schemas.openxmlformats.org/drawingml/2006/wordprocessingDrawing" xmlns:wpg="http://schemas.microsoft.com/office/word/2010/wordprocessingGroup" xmlns:wpi="http://schemas.microsoft.com/office/word/2010/wordprocessingInk" xmlns:wps="http://schemas.microsoft.com/office/word/2010/wordprocessingShape" xmlns:o="urn:schemas-microsoft-com:office:office" xmlns:v="urn:schemas-microsoft-com:vml" xmlns:w10="urn:schemas-microsoft-com:office:word" xmlns:w="http://schemas.openxmlformats.org/wordprocessingml/2006/main" xmlns:w14="http://schemas.microsoft.com/office/word/2010/wordml" xmlns:w15="http://schemas.microsoft.com/office/word/2012/wordml" xmlns:w16cei="http://schemas.microsoft.com/office/word/2026/wordml/cei" xmlns:w16cex="http://schemas.microsoft.com/office/word/2018/wordml/cex" xmlns:w16cid="http://schemas.microsoft.com/office/word/2016/wordml/cid" xmlns:w16="http://schemas.microsoft.com/office/word/2018/wordml" xmlns:w16sdtdh="http://schemas.microsoft.com/office/word/2020/wordml/sdtdatahash" xmlns:w16sdtfl="http://schemas.microsoft.com/office/word/2024/wordml/sdtformatlock" xmlns:w16se="http://schemas.microsoft.com/office/word/2015/wordml/symex" xmlns:w16du="http://schemas.microsoft.com/office/word/2023/wordml/word16du" xmlns:wne="http://schemas.microsoft.com/office/word/2006/wordml" mc:Ignorable="w14 w15 w16se w16cid w16 w16cex w16sdtdh w16sdtfl w16du wp14">
   <w:tbl>
     <w:tblPr>
       <w:tblW w:w="0" w:type="auto"/>
@@ -20233,7 +20734,7 @@
 </file>
 
 <file path=word/footnotes.xml><?xml version="1.0" encoding="utf-8"?>
-<w:footnotes xmlns:wpc="http://schemas.microsoft.com/office/word/2010/wordprocessingCanvas" xmlns:cx="http://schemas.microsoft.com/office/drawing/2014/chartex" xmlns:cx1="http://schemas.microsoft.com/office/drawing/2015/9/8/chartex" xmlns:cx2="http://schemas.microsoft.com/office/drawing/2015/10/21/chartex" xmlns:cx3="http://schemas.microsoft.com/office/drawing/2016/5/9/chartex" xmlns:cx4="http://schemas.microsoft.com/office/drawing/2016/5/10/chartex" xmlns:cx5="http://schemas.microsoft.com/office/drawing/2016/5/11/chartex" xmlns:cx6="http://schemas.microsoft.com/office/drawing/2016/5/12/chartex" xmlns:cx7="http://schemas.microsoft.com/office/drawing/2016/5/13/chartex" xmlns:cx8="http://schemas.microsoft.com/office/drawing/2016/5/14/chartex" xmlns:mc="http://schemas.openxmlformats.org/markup-compatibility/2006" xmlns:aink="http://schemas.microsoft.com/office/drawing/2016/ink" xmlns:am3d="http://schemas.microsoft.com/office/drawing/2017/model3d" xmlns:o="urn:schemas-microsoft-com:office:office" xmlns:oel="http://schemas.microsoft.com/office/2019/extlst" xmlns:r="http://schemas.openxmlformats.org/officeDocument/2006/relationships" xmlns:m="http://schemas.openxmlformats.org/officeDocument/2006/math" xmlns:v="urn:schemas-microsoft-com:vml" xmlns:wp14="http://schemas.microsoft.com/office/word/2010/wordprocessingDrawing" xmlns:wp="http://schemas.openxmlformats.org/drawingml/2006/wordprocessingDrawing" xmlns:w10="urn:schemas-microsoft-com:office:word" xmlns:w="http://schemas.openxmlformats.org/wordprocessingml/2006/main" xmlns:w14="http://schemas.microsoft.com/office/word/2010/wordml" xmlns:w15="http://schemas.microsoft.com/office/word/2012/wordml" xmlns:w16cex="http://schemas.microsoft.com/office/word/2018/wordml/cex" xmlns:w16cid="http://schemas.microsoft.com/office/word/2016/wordml/cid" xmlns:w16="http://schemas.microsoft.com/office/word/2018/wordml" xmlns:w16du="http://schemas.microsoft.com/office/word/2023/wordml/word16du" xmlns:w16sdtdh="http://schemas.microsoft.com/office/word/2020/wordml/sdtdatahash" xmlns:w16sdtfl="http://schemas.microsoft.com/office/word/2024/wordml/sdtformatlock" xmlns:w16se="http://schemas.microsoft.com/office/word/2015/wordml/symex" xmlns:wpg="http://schemas.microsoft.com/office/word/2010/wordprocessingGroup" xmlns:wpi="http://schemas.microsoft.com/office/word/2010/wordprocessingInk" xmlns:wne="http://schemas.microsoft.com/office/word/2006/wordml" xmlns:wps="http://schemas.microsoft.com/office/word/2010/wordprocessingShape" mc:Ignorable="w14 w15 w16se w16cid w16 w16cex w16sdtdh w16sdtfl w16du wp14">
+<w:footnotes xmlns:wpc="http://schemas.microsoft.com/office/word/2010/wordprocessingCanvas" xmlns:cx="http://schemas.microsoft.com/office/drawing/2014/chartex" xmlns:cx1="http://schemas.microsoft.com/office/drawing/2015/9/8/chartex" xmlns:cx2="http://schemas.microsoft.com/office/drawing/2015/10/21/chartex" xmlns:cx3="http://schemas.microsoft.com/office/drawing/2016/5/9/chartex" xmlns:cx4="http://schemas.microsoft.com/office/drawing/2016/5/10/chartex" xmlns:cx5="http://schemas.microsoft.com/office/drawing/2016/5/11/chartex" xmlns:cx6="http://schemas.microsoft.com/office/drawing/2016/5/12/chartex" xmlns:cx7="http://schemas.microsoft.com/office/drawing/2016/5/13/chartex" xmlns:cx8="http://schemas.microsoft.com/office/drawing/2016/5/14/chartex" xmlns:mc="http://schemas.openxmlformats.org/markup-compatibility/2006" xmlns:m="http://schemas.openxmlformats.org/officeDocument/2006/math" xmlns:aink="http://schemas.microsoft.com/office/drawing/2016/ink" xmlns:am3d="http://schemas.microsoft.com/office/drawing/2017/model3d" xmlns:oel="http://schemas.microsoft.com/office/2019/extlst" xmlns:r="http://schemas.openxmlformats.org/officeDocument/2006/relationships" xmlns:wp14="http://schemas.microsoft.com/office/word/2010/wordprocessingDrawing" xmlns:wp="http://schemas.openxmlformats.org/drawingml/2006/wordprocessingDrawing" xmlns:wpg="http://schemas.microsoft.com/office/word/2010/wordprocessingGroup" xmlns:wpi="http://schemas.microsoft.com/office/word/2010/wordprocessingInk" xmlns:wps="http://schemas.microsoft.com/office/word/2010/wordprocessingShape" xmlns:o="urn:schemas-microsoft-com:office:office" xmlns:v="urn:schemas-microsoft-com:vml" xmlns:w10="urn:schemas-microsoft-com:office:word" xmlns:w="http://schemas.openxmlformats.org/wordprocessingml/2006/main" xmlns:w14="http://schemas.microsoft.com/office/word/2010/wordml" xmlns:w15="http://schemas.microsoft.com/office/word/2012/wordml" xmlns:w16cei="http://schemas.microsoft.com/office/word/2026/wordml/cei" xmlns:w16cex="http://schemas.microsoft.com/office/word/2018/wordml/cex" xmlns:w16cid="http://schemas.microsoft.com/office/word/2016/wordml/cid" xmlns:w16="http://schemas.microsoft.com/office/word/2018/wordml" xmlns:w16sdtdh="http://schemas.microsoft.com/office/word/2020/wordml/sdtdatahash" xmlns:w16sdtfl="http://schemas.microsoft.com/office/word/2024/wordml/sdtformatlock" xmlns:w16se="http://schemas.microsoft.com/office/word/2015/wordml/symex" xmlns:w16du="http://schemas.microsoft.com/office/word/2023/wordml/word16du" xmlns:wne="http://schemas.microsoft.com/office/word/2006/wordml" mc:Ignorable="w14 w15 w16se w16cid w16 w16cex w16sdtdh w16sdtfl w16du wp14">
   <w:footnote w:type="separator" w:id="-1">
     <w:p>
       <w:pPr>
@@ -20258,7 +20759,7 @@
 </file>
 
 <file path=word/header1.xml><?xml version="1.0" encoding="utf-8"?>
-<w:hdr xmlns:wpc="http://schemas.microsoft.com/office/word/2010/wordprocessingCanvas" xmlns:cx="http://schemas.microsoft.com/office/drawing/2014/chartex" xmlns:cx1="http://schemas.microsoft.com/office/drawing/2015/9/8/chartex" xmlns:cx2="http://schemas.microsoft.com/office/drawing/2015/10/21/chartex" xmlns:cx3="http://schemas.microsoft.com/office/drawing/2016/5/9/chartex" xmlns:cx4="http://schemas.microsoft.com/office/drawing/2016/5/10/chartex" xmlns:cx5="http://schemas.microsoft.com/office/drawing/2016/5/11/chartex" xmlns:cx6="http://schemas.microsoft.com/office/drawing/2016/5/12/chartex" xmlns:cx7="http://schemas.microsoft.com/office/drawing/2016/5/13/chartex" xmlns:cx8="http://schemas.microsoft.com/office/drawing/2016/5/14/chartex" xmlns:mc="http://schemas.openxmlformats.org/markup-compatibility/2006" xmlns:aink="http://schemas.microsoft.com/office/drawing/2016/ink" xmlns:am3d="http://schemas.microsoft.com/office/drawing/2017/model3d" xmlns:o="urn:schemas-microsoft-com:office:office" xmlns:oel="http://schemas.microsoft.com/office/2019/extlst" xmlns:r="http://schemas.openxmlformats.org/officeDocument/2006/relationships" xmlns:m="http://schemas.openxmlformats.org/officeDocument/2006/math" xmlns:v="urn:schemas-microsoft-com:vml" xmlns:wp14="http://schemas.microsoft.com/office/word/2010/wordprocessingDrawing" xmlns:wp="http://schemas.openxmlformats.org/drawingml/2006/wordprocessingDrawing" xmlns:w10="urn:schemas-microsoft-com:office:word" xmlns:w="http://schemas.openxmlformats.org/wordprocessingml/2006/main" xmlns:w14="http://schemas.microsoft.com/office/word/2010/wordml" xmlns:w15="http://schemas.microsoft.com/office/word/2012/wordml" xmlns:w16cex="http://schemas.microsoft.com/office/word/2018/wordml/cex" xmlns:w16cid="http://schemas.microsoft.com/office/word/2016/wordml/cid" xmlns:w16="http://schemas.microsoft.com/office/word/2018/wordml" xmlns:w16du="http://schemas.microsoft.com/office/word/2023/wordml/word16du" xmlns:w16sdtdh="http://schemas.microsoft.com/office/word/2020/wordml/sdtdatahash" xmlns:w16sdtfl="http://schemas.microsoft.com/office/word/2024/wordml/sdtformatlock" xmlns:w16se="http://schemas.microsoft.com/office/word/2015/wordml/symex" xmlns:wpg="http://schemas.microsoft.com/office/word/2010/wordprocessingGroup" xmlns:wpi="http://schemas.microsoft.com/office/word/2010/wordprocessingInk" xmlns:wne="http://schemas.microsoft.com/office/word/2006/wordml" xmlns:wps="http://schemas.microsoft.com/office/word/2010/wordprocessingShape" mc:Ignorable="w14 w15 w16se w16cid w16 w16cex w16sdtdh w16sdtfl w16du wp14">
+<w:hdr xmlns:wpc="http://schemas.microsoft.com/office/word/2010/wordprocessingCanvas" xmlns:cx="http://schemas.microsoft.com/office/drawing/2014/chartex" xmlns:cx1="http://schemas.microsoft.com/office/drawing/2015/9/8/chartex" xmlns:cx2="http://schemas.microsoft.com/office/drawing/2015/10/21/chartex" xmlns:cx3="http://schemas.microsoft.com/office/drawing/2016/5/9/chartex" xmlns:cx4="http://schemas.microsoft.com/office/drawing/2016/5/10/chartex" xmlns:cx5="http://schemas.microsoft.com/office/drawing/2016/5/11/chartex" xmlns:cx6="http://schemas.microsoft.com/office/drawing/2016/5/12/chartex" xmlns:cx7="http://schemas.microsoft.com/office/drawing/2016/5/13/chartex" xmlns:cx8="http://schemas.microsoft.com/office/drawing/2016/5/14/chartex" xmlns:mc="http://schemas.openxmlformats.org/markup-compatibility/2006" xmlns:m="http://schemas.openxmlformats.org/officeDocument/2006/math" xmlns:aink="http://schemas.microsoft.com/office/drawing/2016/ink" xmlns:am3d="http://schemas.microsoft.com/office/drawing/2017/model3d" xmlns:oel="http://schemas.microsoft.com/office/2019/extlst" xmlns:r="http://schemas.openxmlformats.org/officeDocument/2006/relationships" xmlns:wp14="http://schemas.microsoft.com/office/word/2010/wordprocessingDrawing" xmlns:wp="http://schemas.openxmlformats.org/drawingml/2006/wordprocessingDrawing" xmlns:wpg="http://schemas.microsoft.com/office/word/2010/wordprocessingGroup" xmlns:wpi="http://schemas.microsoft.com/office/word/2010/wordprocessingInk" xmlns:wps="http://schemas.microsoft.com/office/word/2010/wordprocessingShape" xmlns:o="urn:schemas-microsoft-com:office:office" xmlns:v="urn:schemas-microsoft-com:vml" xmlns:w10="urn:schemas-microsoft-com:office:word" xmlns:w="http://schemas.openxmlformats.org/wordprocessingml/2006/main" xmlns:w14="http://schemas.microsoft.com/office/word/2010/wordml" xmlns:w15="http://schemas.microsoft.com/office/word/2012/wordml" xmlns:w16cei="http://schemas.microsoft.com/office/word/2026/wordml/cei" xmlns:w16cex="http://schemas.microsoft.com/office/word/2018/wordml/cex" xmlns:w16cid="http://schemas.microsoft.com/office/word/2016/wordml/cid" xmlns:w16="http://schemas.microsoft.com/office/word/2018/wordml" xmlns:w16sdtdh="http://schemas.microsoft.com/office/word/2020/wordml/sdtdatahash" xmlns:w16sdtfl="http://schemas.microsoft.com/office/word/2024/wordml/sdtformatlock" xmlns:w16se="http://schemas.microsoft.com/office/word/2015/wordml/symex" xmlns:w16du="http://schemas.microsoft.com/office/word/2023/wordml/word16du" xmlns:wne="http://schemas.microsoft.com/office/word/2006/wordml" mc:Ignorable="w14 w15 w16se w16cid w16 w16cex w16sdtdh w16sdtfl w16du wp14">
   <w:tbl>
     <w:tblPr>
       <w:tblW w:w="9270" w:type="dxa"/>
@@ -20380,7 +20881,7 @@
 </file>
 
 <file path=word/header2.xml><?xml version="1.0" encoding="utf-8"?>
-<w:hdr xmlns:wpc="http://schemas.microsoft.com/office/word/2010/wordprocessingCanvas" xmlns:cx="http://schemas.microsoft.com/office/drawing/2014/chartex" xmlns:cx1="http://schemas.microsoft.com/office/drawing/2015/9/8/chartex" xmlns:cx2="http://schemas.microsoft.com/office/drawing/2015/10/21/chartex" xmlns:cx3="http://schemas.microsoft.com/office/drawing/2016/5/9/chartex" xmlns:cx4="http://schemas.microsoft.com/office/drawing/2016/5/10/chartex" xmlns:cx5="http://schemas.microsoft.com/office/drawing/2016/5/11/chartex" xmlns:cx6="http://schemas.microsoft.com/office/drawing/2016/5/12/chartex" xmlns:cx7="http://schemas.microsoft.com/office/drawing/2016/5/13/chartex" xmlns:cx8="http://schemas.microsoft.com/office/drawing/2016/5/14/chartex" xmlns:mc="http://schemas.openxmlformats.org/markup-compatibility/2006" xmlns:aink="http://schemas.microsoft.com/office/drawing/2016/ink" xmlns:am3d="http://schemas.microsoft.com/office/drawing/2017/model3d" xmlns:o="urn:schemas-microsoft-com:office:office" xmlns:oel="http://schemas.microsoft.com/office/2019/extlst" xmlns:r="http://schemas.openxmlformats.org/officeDocument/2006/relationships" xmlns:m="http://schemas.openxmlformats.org/officeDocument/2006/math" xmlns:v="urn:schemas-microsoft-com:vml" xmlns:wp14="http://schemas.microsoft.com/office/word/2010/wordprocessingDrawing" xmlns:wp="http://schemas.openxmlformats.org/drawingml/2006/wordprocessingDrawing" xmlns:w10="urn:schemas-microsoft-com:office:word" xmlns:w="http://schemas.openxmlformats.org/wordprocessingml/2006/main" xmlns:w14="http://schemas.microsoft.com/office/word/2010/wordml" xmlns:w15="http://schemas.microsoft.com/office/word/2012/wordml" xmlns:w16cex="http://schemas.microsoft.com/office/word/2018/wordml/cex" xmlns:w16cid="http://schemas.microsoft.com/office/word/2016/wordml/cid" xmlns:w16="http://schemas.microsoft.com/office/word/2018/wordml" xmlns:w16du="http://schemas.microsoft.com/office/word/2023/wordml/word16du" xmlns:w16sdtdh="http://schemas.microsoft.com/office/word/2020/wordml/sdtdatahash" xmlns:w16sdtfl="http://schemas.microsoft.com/office/word/2024/wordml/sdtformatlock" xmlns:w16se="http://schemas.microsoft.com/office/word/2015/wordml/symex" xmlns:wpg="http://schemas.microsoft.com/office/word/2010/wordprocessingGroup" xmlns:wpi="http://schemas.microsoft.com/office/word/2010/wordprocessingInk" xmlns:wne="http://schemas.microsoft.com/office/word/2006/wordml" xmlns:wps="http://schemas.microsoft.com/office/word/2010/wordprocessingShape" mc:Ignorable="w14 w15 w16se w16cid w16 w16cex w16sdtdh w16sdtfl w16du wp14">
+<w:hdr xmlns:wpc="http://schemas.microsoft.com/office/word/2010/wordprocessingCanvas" xmlns:cx="http://schemas.microsoft.com/office/drawing/2014/chartex" xmlns:cx1="http://schemas.microsoft.com/office/drawing/2015/9/8/chartex" xmlns:cx2="http://schemas.microsoft.com/office/drawing/2015/10/21/chartex" xmlns:cx3="http://schemas.microsoft.com/office/drawing/2016/5/9/chartex" xmlns:cx4="http://schemas.microsoft.com/office/drawing/2016/5/10/chartex" xmlns:cx5="http://schemas.microsoft.com/office/drawing/2016/5/11/chartex" xmlns:cx6="http://schemas.microsoft.com/office/drawing/2016/5/12/chartex" xmlns:cx7="http://schemas.microsoft.com/office/drawing/2016/5/13/chartex" xmlns:cx8="http://schemas.microsoft.com/office/drawing/2016/5/14/chartex" xmlns:mc="http://schemas.openxmlformats.org/markup-compatibility/2006" xmlns:m="http://schemas.openxmlformats.org/officeDocument/2006/math" xmlns:aink="http://schemas.microsoft.com/office/drawing/2016/ink" xmlns:am3d="http://schemas.microsoft.com/office/drawing/2017/model3d" xmlns:oel="http://schemas.microsoft.com/office/2019/extlst" xmlns:r="http://schemas.openxmlformats.org/officeDocument/2006/relationships" xmlns:wp14="http://schemas.microsoft.com/office/word/2010/wordprocessingDrawing" xmlns:wp="http://schemas.openxmlformats.org/drawingml/2006/wordprocessingDrawing" xmlns:wpg="http://schemas.microsoft.com/office/word/2010/wordprocessingGroup" xmlns:wpi="http://schemas.microsoft.com/office/word/2010/wordprocessingInk" xmlns:wps="http://schemas.microsoft.com/office/word/2010/wordprocessingShape" xmlns:o="urn:schemas-microsoft-com:office:office" xmlns:v="urn:schemas-microsoft-com:vml" xmlns:w10="urn:schemas-microsoft-com:office:word" xmlns:w="http://schemas.openxmlformats.org/wordprocessingml/2006/main" xmlns:w14="http://schemas.microsoft.com/office/word/2010/wordml" xmlns:w15="http://schemas.microsoft.com/office/word/2012/wordml" xmlns:w16cei="http://schemas.microsoft.com/office/word/2026/wordml/cei" xmlns:w16cex="http://schemas.microsoft.com/office/word/2018/wordml/cex" xmlns:w16cid="http://schemas.microsoft.com/office/word/2016/wordml/cid" xmlns:w16="http://schemas.microsoft.com/office/word/2018/wordml" xmlns:w16sdtdh="http://schemas.microsoft.com/office/word/2020/wordml/sdtdatahash" xmlns:w16sdtfl="http://schemas.microsoft.com/office/word/2024/wordml/sdtformatlock" xmlns:w16se="http://schemas.microsoft.com/office/word/2015/wordml/symex" xmlns:w16du="http://schemas.microsoft.com/office/word/2023/wordml/word16du" xmlns:wne="http://schemas.microsoft.com/office/word/2006/wordml" mc:Ignorable="w14 w15 w16se w16cid w16 w16cex w16sdtdh w16sdtfl w16du wp14">
   <w:tbl>
     <w:tblPr>
       <w:tblW w:w="0" w:type="auto"/>
@@ -20440,7 +20941,7 @@
 </file>
 
 <file path=word/numbering.xml><?xml version="1.0" encoding="utf-8"?>
-<w:numbering xmlns:wpc="http://schemas.microsoft.com/office/word/2010/wordprocessingCanvas" xmlns:cx="http://schemas.microsoft.com/office/drawing/2014/chartex" xmlns:cx1="http://schemas.microsoft.com/office/drawing/2015/9/8/chartex" xmlns:cx2="http://schemas.microsoft.com/office/drawing/2015/10/21/chartex" xmlns:cx3="http://schemas.microsoft.com/office/drawing/2016/5/9/chartex" xmlns:cx4="http://schemas.microsoft.com/office/drawing/2016/5/10/chartex" xmlns:cx5="http://schemas.microsoft.com/office/drawing/2016/5/11/chartex" xmlns:cx6="http://schemas.microsoft.com/office/drawing/2016/5/12/chartex" xmlns:cx7="http://schemas.microsoft.com/office/drawing/2016/5/13/chartex" xmlns:cx8="http://schemas.microsoft.com/office/drawing/2016/5/14/chartex" xmlns:mc="http://schemas.openxmlformats.org/markup-compatibility/2006" xmlns:aink="http://schemas.microsoft.com/office/drawing/2016/ink" xmlns:am3d="http://schemas.microsoft.com/office/drawing/2017/model3d" xmlns:o="urn:schemas-microsoft-com:office:office" xmlns:oel="http://schemas.microsoft.com/office/2019/extlst" xmlns:r="http://schemas.openxmlformats.org/officeDocument/2006/relationships" xmlns:m="http://schemas.openxmlformats.org/officeDocument/2006/math" xmlns:v="urn:schemas-microsoft-com:vml" xmlns:wp14="http://schemas.microsoft.com/office/word/2010/wordprocessingDrawing" xmlns:wp="http://schemas.openxmlformats.org/drawingml/2006/wordprocessingDrawing" xmlns:w10="urn:schemas-microsoft-com:office:word" xmlns:w="http://schemas.openxmlformats.org/wordprocessingml/2006/main" xmlns:w14="http://schemas.microsoft.com/office/word/2010/wordml" xmlns:w15="http://schemas.microsoft.com/office/word/2012/wordml" xmlns:w16cex="http://schemas.microsoft.com/office/word/2018/wordml/cex" xmlns:w16cid="http://schemas.microsoft.com/office/word/2016/wordml/cid" xmlns:w16="http://schemas.microsoft.com/office/word/2018/wordml" xmlns:w16du="http://schemas.microsoft.com/office/word/2023/wordml/word16du" xmlns:w16sdtdh="http://schemas.microsoft.com/office/word/2020/wordml/sdtdatahash" xmlns:w16sdtfl="http://schemas.microsoft.com/office/word/2024/wordml/sdtformatlock" xmlns:w16se="http://schemas.microsoft.com/office/word/2015/wordml/symex" xmlns:wpg="http://schemas.microsoft.com/office/word/2010/wordprocessingGroup" xmlns:wpi="http://schemas.microsoft.com/office/word/2010/wordprocessingInk" xmlns:wne="http://schemas.microsoft.com/office/word/2006/wordml" xmlns:wps="http://schemas.microsoft.com/office/word/2010/wordprocessingShape" mc:Ignorable="w14 w15 w16se w16cid w16 w16cex w16sdtdh w16sdtfl w16du wp14">
+<w:numbering xmlns:wpc="http://schemas.microsoft.com/office/word/2010/wordprocessingCanvas" xmlns:cx="http://schemas.microsoft.com/office/drawing/2014/chartex" xmlns:cx1="http://schemas.microsoft.com/office/drawing/2015/9/8/chartex" xmlns:cx2="http://schemas.microsoft.com/office/drawing/2015/10/21/chartex" xmlns:cx3="http://schemas.microsoft.com/office/drawing/2016/5/9/chartex" xmlns:cx4="http://schemas.microsoft.com/office/drawing/2016/5/10/chartex" xmlns:cx5="http://schemas.microsoft.com/office/drawing/2016/5/11/chartex" xmlns:cx6="http://schemas.microsoft.com/office/drawing/2016/5/12/chartex" xmlns:cx7="http://schemas.microsoft.com/office/drawing/2016/5/13/chartex" xmlns:cx8="http://schemas.microsoft.com/office/drawing/2016/5/14/chartex" xmlns:mc="http://schemas.openxmlformats.org/markup-compatibility/2006" xmlns:m="http://schemas.openxmlformats.org/officeDocument/2006/math" xmlns:aink="http://schemas.microsoft.com/office/drawing/2016/ink" xmlns:am3d="http://schemas.microsoft.com/office/drawing/2017/model3d" xmlns:oel="http://schemas.microsoft.com/office/2019/extlst" xmlns:r="http://schemas.openxmlformats.org/officeDocument/2006/relationships" xmlns:wp14="http://schemas.microsoft.com/office/word/2010/wordprocessingDrawing" xmlns:wp="http://schemas.openxmlformats.org/drawingml/2006/wordprocessingDrawing" xmlns:wpg="http://schemas.microsoft.com/office/word/2010/wordprocessingGroup" xmlns:wpi="http://schemas.microsoft.com/office/word/2010/wordprocessingInk" xmlns:wps="http://schemas.microsoft.com/office/word/2010/wordprocessingShape" xmlns:o="urn:schemas-microsoft-com:office:office" xmlns:v="urn:schemas-microsoft-com:vml" xmlns:w10="urn:schemas-microsoft-com:office:word" xmlns:w="http://schemas.openxmlformats.org/wordprocessingml/2006/main" xmlns:w14="http://schemas.microsoft.com/office/word/2010/wordml" xmlns:w15="http://schemas.microsoft.com/office/word/2012/wordml" xmlns:w16cei="http://schemas.microsoft.com/office/word/2026/wordml/cei" xmlns:w16cex="http://schemas.microsoft.com/office/word/2018/wordml/cex" xmlns:w16cid="http://schemas.microsoft.com/office/word/2016/wordml/cid" xmlns:w16="http://schemas.microsoft.com/office/word/2018/wordml" xmlns:w16sdtdh="http://schemas.microsoft.com/office/word/2020/wordml/sdtdatahash" xmlns:w16sdtfl="http://schemas.microsoft.com/office/word/2024/wordml/sdtformatlock" xmlns:w16se="http://schemas.microsoft.com/office/word/2015/wordml/symex" xmlns:w16du="http://schemas.microsoft.com/office/word/2023/wordml/word16du" xmlns:wne="http://schemas.microsoft.com/office/word/2006/wordml" mc:Ignorable="w14 w15 w16se w16cid w16 w16cex w16sdtdh w16sdtfl w16du wp14">
   <w:abstractNum w:abstractNumId="0" w15:restartNumberingAfterBreak="0">
     <w:nsid w:val="01FF388F"/>
     <w:multiLevelType w:val="multilevel"/>
@@ -21255,7 +21756,7 @@
   <w:abstractNum w:abstractNumId="7" w15:restartNumberingAfterBreak="0">
     <w:nsid w:val="3DBA366C"/>
     <w:multiLevelType w:val="hybridMultilevel"/>
-    <w:tmpl w:val="9DF2EEEC"/>
+    <w:tmpl w:val="0B30818A"/>
     <w:lvl w:ilvl="0" w:tplc="79A87CA8">
       <w:start w:val="1"/>
       <w:numFmt w:val="decimal"/>
@@ -21268,14 +21769,17 @@
         <w:rFonts w:hint="default"/>
       </w:rPr>
     </w:lvl>
-    <w:lvl w:ilvl="1" w:tplc="04090019">
+    <w:lvl w:ilvl="1" w:tplc="04090001">
       <w:start w:val="1"/>
-      <w:numFmt w:val="lowerLetter"/>
-      <w:lvlText w:val="%2."/>
+      <w:numFmt w:val="bullet"/>
+      <w:lvlText w:val=""/>
       <w:lvlJc w:val="left"/>
       <w:pPr>
         <w:ind w:left="1440" w:hanging="360"/>
       </w:pPr>
+      <w:rPr>
+        <w:rFonts w:ascii="Symbol" w:hAnsi="Symbol" w:hint="default"/>
+      </w:rPr>
     </w:lvl>
     <w:lvl w:ilvl="2" w:tplc="0409001B">
       <w:start w:val="1"/>
@@ -21761,7 +22265,7 @@
 </file>
 
 <file path=word/styles.xml><?xml version="1.0" encoding="utf-8"?>
-<w:styles xmlns:mc="http://schemas.openxmlformats.org/markup-compatibility/2006" xmlns:r="http://schemas.openxmlformats.org/officeDocument/2006/relationships" xmlns:w="http://schemas.openxmlformats.org/wordprocessingml/2006/main" xmlns:w14="http://schemas.microsoft.com/office/word/2010/wordml" xmlns:w15="http://schemas.microsoft.com/office/word/2012/wordml" xmlns:w16cex="http://schemas.microsoft.com/office/word/2018/wordml/cex" xmlns:w16cid="http://schemas.microsoft.com/office/word/2016/wordml/cid" xmlns:w16="http://schemas.microsoft.com/office/word/2018/wordml" xmlns:w16du="http://schemas.microsoft.com/office/word/2023/wordml/word16du" xmlns:w16sdtdh="http://schemas.microsoft.com/office/word/2020/wordml/sdtdatahash" xmlns:w16sdtfl="http://schemas.microsoft.com/office/word/2024/wordml/sdtformatlock" xmlns:w16se="http://schemas.microsoft.com/office/word/2015/wordml/symex" mc:Ignorable="w14 w15 w16se w16cid w16 w16cex w16sdtdh w16sdtfl w16du">
+<w:styles xmlns:mc="http://schemas.openxmlformats.org/markup-compatibility/2006" xmlns:r="http://schemas.openxmlformats.org/officeDocument/2006/relationships" xmlns:w="http://schemas.openxmlformats.org/wordprocessingml/2006/main" xmlns:w14="http://schemas.microsoft.com/office/word/2010/wordml" xmlns:w15="http://schemas.microsoft.com/office/word/2012/wordml" xmlns:w16cex="http://schemas.microsoft.com/office/word/2018/wordml/cex" xmlns:w16cid="http://schemas.microsoft.com/office/word/2016/wordml/cid" xmlns:w16="http://schemas.microsoft.com/office/word/2018/wordml" xmlns:w16sdtdh="http://schemas.microsoft.com/office/word/2020/wordml/sdtdatahash" xmlns:w16sdtfl="http://schemas.microsoft.com/office/word/2024/wordml/sdtformatlock" xmlns:w16se="http://schemas.microsoft.com/office/word/2015/wordml/symex" xmlns:w16du="http://schemas.microsoft.com/office/word/2023/wordml/word16du" mc:Ignorable="w14 w15 w16se w16cid w16 w16cex w16sdtdh w16sdtfl w16du">
   <w:docDefaults>
     <w:rPrDefault>
       <w:rPr>
